--- a/assets/downloads/simulation-16/presimulation-activity-3-injury-evaluation.docx
+++ b/assets/downloads/simulation-16/presimulation-activity-3-injury-evaluation.docx
@@ -1,79 +1,24 @@
 
 <file path=word/document.xml><?xml version="1.0" encoding="utf-8"?>
-<w:document xmlns:wpc="http://schemas.microsoft.com/office/word/2010/wordprocessingCanvas" xmlns:cx="http://schemas.microsoft.com/office/drawing/2014/chartex" xmlns:cx1="http://schemas.microsoft.com/office/drawing/2015/9/8/chartex" xmlns:cx2="http://schemas.microsoft.com/office/drawing/2015/10/21/chartex" xmlns:cx3="http://schemas.microsoft.com/office/drawing/2016/5/9/chartex" xmlns:cx4="http://schemas.microsoft.com/office/drawing/2016/5/10/chartex" xmlns:cx5="http://schemas.microsoft.com/office/drawing/2016/5/11/chartex" xmlns:cx6="http://schemas.microsoft.com/office/drawing/2016/5/12/chartex" xmlns:cx7="http://schemas.microsoft.com/office/drawing/2016/5/13/chartex" xmlns:cx8="http://schemas.microsoft.com/office/drawing/2016/5/14/chartex" xmlns:mc="http://schemas.openxmlformats.org/markup-compatibility/2006" xmlns:aink="http://schemas.microsoft.com/office/drawing/2016/ink" xmlns:am3d="http://schemas.microsoft.com/office/drawing/2017/model3d" xmlns:o="urn:schemas-microsoft-com:office:office" xmlns:oel="http://schemas.microsoft.com/office/2019/extlst" xmlns:r="http://schemas.openxmlformats.org/officeDocument/2006/relationships" xmlns:m="http://schemas.openxmlformats.org/officeDocument/2006/math" xmlns:v="urn:schemas-microsoft-com:vml" xmlns:wp14="http://schemas.microsoft.com/office/word/2010/wordprocessingDrawing" xmlns:wp="http://schemas.openxmlformats.org/drawingml/2006/wordprocessingDrawing" xmlns:w10="urn:schemas-microsoft-com:office:word" xmlns:w="http://schemas.openxmlformats.org/wordprocessingml/2006/main" xmlns:w14="http://schemas.microsoft.com/office/word/2010/wordml" xmlns:w15="http://schemas.microsoft.com/office/word/2012/wordml" xmlns:w16cex="http://schemas.microsoft.com/office/word/2018/wordml/cex" xmlns:w16cid="http://schemas.microsoft.com/office/word/2016/wordml/cid" xmlns:w16="http://schemas.microsoft.com/office/word/2018/wordml" xmlns:w16du="http://schemas.microsoft.com/office/word/2023/wordml/word16du" xmlns:w16sdtdh="http://schemas.microsoft.com/office/word/2020/wordml/sdtdatahash" xmlns:w16sdtfl="http://schemas.microsoft.com/office/word/2024/wordml/sdtformatlock" xmlns:w16se="http://schemas.microsoft.com/office/word/2015/wordml/symex" xmlns:wpg="http://schemas.microsoft.com/office/word/2010/wordprocessingGroup" xmlns:wpi="http://schemas.microsoft.com/office/word/2010/wordprocessingInk" xmlns:wne="http://schemas.microsoft.com/office/word/2006/wordml" xmlns:wps="http://schemas.microsoft.com/office/word/2010/wordprocessingShape" mc:Ignorable="w14 w15 w16se w16cid w16 w16cex w16sdtdh w16sdtfl w16du wp14">
+<w:document xmlns:wpc="http://schemas.microsoft.com/office/word/2010/wordprocessingCanvas" xmlns:cx="http://schemas.microsoft.com/office/drawing/2014/chartex" xmlns:cx1="http://schemas.microsoft.com/office/drawing/2015/9/8/chartex" xmlns:cx2="http://schemas.microsoft.com/office/drawing/2015/10/21/chartex" xmlns:cx3="http://schemas.microsoft.com/office/drawing/2016/5/9/chartex" xmlns:cx4="http://schemas.microsoft.com/office/drawing/2016/5/10/chartex" xmlns:cx5="http://schemas.microsoft.com/office/drawing/2016/5/11/chartex" xmlns:cx6="http://schemas.microsoft.com/office/drawing/2016/5/12/chartex" xmlns:cx7="http://schemas.microsoft.com/office/drawing/2016/5/13/chartex" xmlns:cx8="http://schemas.microsoft.com/office/drawing/2016/5/14/chartex" xmlns:mc="http://schemas.openxmlformats.org/markup-compatibility/2006" xmlns:aink="http://schemas.microsoft.com/office/drawing/2016/ink" xmlns:am3d="http://schemas.microsoft.com/office/drawing/2017/model3d" xmlns:o="urn:schemas-microsoft-com:office:office" xmlns:oel="http://schemas.microsoft.com/office/2019/extlst" xmlns:r="http://schemas.openxmlformats.org/officeDocument/2006/relationships" xmlns:m="http://schemas.openxmlformats.org/officeDocument/2006/math" xmlns:v="urn:schemas-microsoft-com:vml" xmlns:wp14="http://schemas.microsoft.com/office/word/2010/wordprocessingDrawing" xmlns:wp="http://schemas.openxmlformats.org/drawingml/2006/wordprocessingDrawing" xmlns:w10="urn:schemas-microsoft-com:office:word" xmlns:w="http://schemas.openxmlformats.org/wordprocessingml/2006/main" xmlns:w14="http://schemas.microsoft.com/office/word/2010/wordml" xmlns:w15="http://schemas.microsoft.com/office/word/2012/wordml" xmlns:w16cei="http://schemas.microsoft.com/office/word/2026/wordml/cei" xmlns:w16cex="http://schemas.microsoft.com/office/word/2018/wordml/cex" xmlns:w16cid="http://schemas.microsoft.com/office/word/2016/wordml/cid" xmlns:w16="http://schemas.microsoft.com/office/word/2018/wordml" xmlns:w16du="http://schemas.microsoft.com/office/word/2023/wordml/word16du" xmlns:w16sdtdh="http://schemas.microsoft.com/office/word/2020/wordml/sdtdatahash" xmlns:w16sdtfl="http://schemas.microsoft.com/office/word/2024/wordml/sdtformatlock" xmlns:w16se="http://schemas.microsoft.com/office/word/2015/wordml/symex" xmlns:wpg="http://schemas.microsoft.com/office/word/2010/wordprocessingGroup" xmlns:wpi="http://schemas.microsoft.com/office/word/2010/wordprocessingInk" xmlns:wne="http://schemas.microsoft.com/office/word/2006/wordml" xmlns:wps="http://schemas.microsoft.com/office/word/2010/wordprocessingShape" mc:Ignorable="w14 w15 w16se w16cid w16 w16cex w16sdtdh w16sdtfl w16du wp14">
   <w:body>
     <w:p>
       <w:pPr>
         <w:pStyle w:val="Heading1"/>
-        <w:spacing w:line="480" w:lineRule="auto"/>
-        <w:rPr>
-          <w:rFonts w:ascii="Times New Roman" w:hAnsi="Times New Roman" w:cs="Times New Roman"/>
-          <w:color w:val="000000"/>
-        </w:rPr>
-      </w:pPr>
-      <w:r>
-        <w:rPr>
-          <w:rFonts w:ascii="Aptos" w:hAnsi="Aptos" w:cs="Aptos" w:eastAsia="Aptos"/>
-          <w:color w:val="000000"/>
-          <w:sz w:val="40"/>
-          <w:szCs w:val="40"/>
-        </w:rPr>
-        <w:t/>
-      </w:r>
-      <w:proofErr w:type="spellStart"/>
-      <w:r>
-        <w:rPr>
-          <w:rFonts w:ascii="Aptos" w:hAnsi="Aptos" w:cs="Aptos" w:eastAsia="Aptos"/>
-          <w:color w:val="000000"/>
-          <w:sz w:val="40"/>
-          <w:szCs w:val="40"/>
-        </w:rPr>
-        <w:t>Presimulation</w:t>
-      </w:r>
-      <w:proofErr w:type="spellEnd"/>
-      <w:r>
-        <w:rPr>
-          <w:rFonts w:ascii="Aptos" w:hAnsi="Aptos" w:cs="Aptos" w:eastAsia="Aptos"/>
-          <w:color w:val="000000"/>
-          <w:sz w:val="40"/>
-          <w:szCs w:val="40"/>
-        </w:rPr>
-        <w:t xml:space="preserve"> Activity</w:t>
-      </w:r>
-      <w:r>
-        <w:rPr>
-          <w:rFonts w:ascii="Aptos" w:hAnsi="Aptos" w:cs="Aptos" w:eastAsia="Aptos"/>
-          <w:color w:val="000000"/>
-          <w:sz w:val="40"/>
-          <w:szCs w:val="40"/>
-        </w:rPr>
+      </w:pPr>
+      <w:r>
+        <w:t>Presimulation Activity</w:t>
+      </w:r>
+      <w:r>
         <w:t xml:space="preserve"> </w:t>
       </w:r>
       <w:r>
-        <w:rPr>
-          <w:rFonts w:ascii="Aptos" w:hAnsi="Aptos" w:cs="Aptos" w:eastAsia="Aptos"/>
-          <w:color w:val="000000"/>
-          <w:sz w:val="40"/>
-          <w:szCs w:val="40"/>
-        </w:rPr>
         <w:t>3</w:t>
       </w:r>
       <w:r>
-        <w:rPr>
-          <w:rFonts w:ascii="Aptos" w:hAnsi="Aptos" w:cs="Aptos" w:eastAsia="Aptos"/>
-          <w:color w:val="000000"/>
-          <w:sz w:val="40"/>
-          <w:szCs w:val="40"/>
-        </w:rPr>
         <w:t>:</w:t>
       </w:r>
       <w:r>
-        <w:rPr>
-          <w:rFonts w:ascii="Aptos" w:hAnsi="Aptos" w:cs="Aptos" w:eastAsia="Aptos"/>
-          <w:color w:val="000000"/>
-          <w:sz w:val="40"/>
-          <w:szCs w:val="40"/>
-        </w:rPr>
         <w:t xml:space="preserve"> Injury Evaluation</w:t>
       </w:r>
     </w:p>
@@ -87,7 +32,6 @@
       </w:pPr>
       <w:r>
         <w:rPr>
-          <w:rFonts w:ascii="Aptos" w:hAnsi="Aptos" w:cs="Aptos" w:eastAsia="Aptos"/>
           <w:color w:val="000000"/>
         </w:rPr>
         <w:t>List specific tests, history, or evaluation steps you would use to evaluate the following injuries or conditions. Choose at least two history (H), and two tests or evaluation steps (T/E).</w:t>
@@ -117,7 +61,6 @@
       </w:pPr>
       <w:r>
         <w:rPr>
-          <w:rFonts w:ascii="Aptos" w:hAnsi="Aptos" w:cs="Aptos" w:eastAsia="Aptos"/>
           <w:b/>
           <w:bCs/>
           <w:color w:val="000000"/>
@@ -128,7 +71,6 @@
       </w:r>
       <w:r>
         <w:rPr>
-          <w:rFonts w:ascii="Aptos" w:hAnsi="Aptos" w:cs="Aptos" w:eastAsia="Aptos"/>
           <w:b/>
           <w:bCs/>
           <w:color w:val="000000"/>
@@ -139,7 +81,6 @@
       </w:r>
       <w:r>
         <w:rPr>
-          <w:rFonts w:ascii="Aptos" w:hAnsi="Aptos" w:cs="Aptos" w:eastAsia="Aptos"/>
           <w:b/>
           <w:bCs/>
           <w:color w:val="000000"/>
@@ -150,7 +91,6 @@
       </w:r>
       <w:r>
         <w:rPr>
-          <w:rFonts w:ascii="Aptos" w:hAnsi="Aptos" w:cs="Aptos" w:eastAsia="Aptos"/>
           <w:b/>
           <w:bCs/>
           <w:color w:val="000000"/>
@@ -161,7 +101,6 @@
       </w:r>
       <w:r>
         <w:rPr>
-          <w:rFonts w:ascii="Aptos" w:hAnsi="Aptos" w:cs="Aptos" w:eastAsia="Aptos"/>
           <w:b/>
           <w:bCs/>
           <w:color w:val="000000"/>
@@ -172,7 +111,6 @@
       </w:r>
       <w:r>
         <w:rPr>
-          <w:rFonts w:ascii="Aptos" w:hAnsi="Aptos" w:cs="Aptos" w:eastAsia="Aptos"/>
           <w:b/>
           <w:bCs/>
           <w:color w:val="000000"/>
@@ -195,7 +133,6 @@
       </w:pPr>
       <w:r>
         <w:rPr>
-          <w:rFonts w:ascii="Aptos" w:hAnsi="Aptos" w:cs="Aptos" w:eastAsia="Aptos"/>
           <w:b/>
           <w:bCs/>
           <w:color w:val="000000"/>
@@ -204,7 +141,6 @@
       </w:r>
       <w:r>
         <w:rPr>
-          <w:rFonts w:ascii="Aptos" w:hAnsi="Aptos" w:cs="Aptos" w:eastAsia="Aptos"/>
           <w:b/>
           <w:bCs/>
           <w:color w:val="000000"/>
@@ -225,7 +161,6 @@
       </w:pPr>
       <w:r>
         <w:rPr>
-          <w:rFonts w:ascii="Aptos" w:hAnsi="Aptos" w:cs="Aptos" w:eastAsia="Aptos"/>
           <w:b/>
           <w:bCs/>
           <w:color w:val="000000"/>
@@ -234,7 +169,6 @@
       </w:r>
       <w:r>
         <w:rPr>
-          <w:rFonts w:ascii="Aptos" w:hAnsi="Aptos" w:cs="Aptos" w:eastAsia="Aptos"/>
           <w:b/>
           <w:bCs/>
           <w:color w:val="000000"/>
@@ -255,7 +189,6 @@
       </w:pPr>
       <w:r>
         <w:rPr>
-          <w:rFonts w:ascii="Aptos" w:hAnsi="Aptos" w:cs="Aptos" w:eastAsia="Aptos"/>
           <w:b/>
           <w:bCs/>
           <w:color w:val="000000"/>
@@ -264,7 +197,6 @@
       </w:r>
       <w:r>
         <w:rPr>
-          <w:rFonts w:ascii="Aptos" w:hAnsi="Aptos" w:cs="Aptos" w:eastAsia="Aptos"/>
           <w:b/>
           <w:bCs/>
           <w:color w:val="000000"/>
@@ -273,7 +205,6 @@
       </w:r>
       <w:r>
         <w:rPr>
-          <w:rFonts w:ascii="Aptos" w:hAnsi="Aptos" w:cs="Aptos" w:eastAsia="Aptos"/>
           <w:b/>
           <w:bCs/>
           <w:color w:val="000000"/>
@@ -282,7 +213,6 @@
       </w:r>
       <w:r>
         <w:rPr>
-          <w:rFonts w:ascii="Aptos" w:hAnsi="Aptos" w:cs="Aptos" w:eastAsia="Aptos"/>
           <w:b/>
           <w:bCs/>
           <w:color w:val="000000"/>
@@ -303,7 +233,6 @@
       </w:pPr>
       <w:r>
         <w:rPr>
-          <w:rFonts w:ascii="Aptos" w:hAnsi="Aptos" w:cs="Aptos" w:eastAsia="Aptos"/>
           <w:b/>
           <w:bCs/>
           <w:color w:val="000000"/>
@@ -312,7 +241,6 @@
       </w:r>
       <w:r>
         <w:rPr>
-          <w:rFonts w:ascii="Aptos" w:hAnsi="Aptos" w:cs="Aptos" w:eastAsia="Aptos"/>
           <w:b/>
           <w:bCs/>
           <w:color w:val="000000"/>
@@ -321,7 +249,6 @@
       </w:r>
       <w:r>
         <w:rPr>
-          <w:rFonts w:ascii="Aptos" w:hAnsi="Aptos" w:cs="Aptos" w:eastAsia="Aptos"/>
           <w:b/>
           <w:bCs/>
           <w:color w:val="000000"/>
@@ -330,7 +257,6 @@
       </w:r>
       <w:r>
         <w:rPr>
-          <w:rFonts w:ascii="Aptos" w:hAnsi="Aptos" w:cs="Aptos" w:eastAsia="Aptos"/>
           <w:b/>
           <w:bCs/>
           <w:color w:val="000000"/>
@@ -352,7 +278,6 @@
       </w:pPr>
       <w:r>
         <w:rPr>
-          <w:rFonts w:ascii="Aptos" w:hAnsi="Aptos" w:cs="Aptos" w:eastAsia="Aptos"/>
           <w:b/>
           <w:bCs/>
           <w:color w:val="000000"/>
@@ -375,7 +300,212 @@
       </w:pPr>
       <w:r>
         <w:rPr>
-          <w:rFonts w:ascii="Aptos" w:hAnsi="Aptos" w:cs="Aptos" w:eastAsia="Aptos"/>
+          <w:b/>
+          <w:bCs/>
+          <w:color w:val="000000"/>
+        </w:rPr>
+        <w:t>H1:</w:t>
+      </w:r>
+    </w:p>
+    <w:p>
+      <w:pPr>
+        <w:spacing w:line="480" w:lineRule="auto"/>
+        <w:ind w:left="720" w:hanging="360"/>
+        <w:rPr>
+          <w:rFonts w:ascii="Times New Roman" w:hAnsi="Times New Roman" w:cs="Times New Roman"/>
+          <w:b/>
+          <w:bCs/>
+          <w:color w:val="000000"/>
+        </w:rPr>
+      </w:pPr>
+      <w:r>
+        <w:rPr>
+          <w:b/>
+          <w:bCs/>
+          <w:color w:val="000000"/>
+        </w:rPr>
+        <w:t>H2:</w:t>
+      </w:r>
+    </w:p>
+    <w:p>
+      <w:pPr>
+        <w:spacing w:line="480" w:lineRule="auto"/>
+        <w:ind w:left="720" w:hanging="360"/>
+        <w:rPr>
+          <w:rFonts w:ascii="Times New Roman" w:hAnsi="Times New Roman" w:cs="Times New Roman"/>
+          <w:b/>
+          <w:bCs/>
+          <w:color w:val="000000"/>
+        </w:rPr>
+      </w:pPr>
+      <w:r>
+        <w:rPr>
+          <w:b/>
+          <w:bCs/>
+          <w:color w:val="000000"/>
+        </w:rPr>
+        <w:t>T/E1:</w:t>
+      </w:r>
+    </w:p>
+    <w:p>
+      <w:pPr>
+        <w:spacing w:line="480" w:lineRule="auto"/>
+        <w:ind w:left="720" w:hanging="360"/>
+        <w:rPr>
+          <w:rFonts w:ascii="Times New Roman" w:hAnsi="Times New Roman" w:cs="Times New Roman"/>
+          <w:b/>
+          <w:bCs/>
+          <w:color w:val="000000"/>
+        </w:rPr>
+      </w:pPr>
+      <w:r>
+        <w:rPr>
+          <w:b/>
+          <w:bCs/>
+          <w:color w:val="000000"/>
+        </w:rPr>
+        <w:t>T/E2:</w:t>
+      </w:r>
+    </w:p>
+    <w:p>
+      <w:pPr>
+        <w:spacing w:line="480" w:lineRule="auto"/>
+        <w:rPr>
+          <w:rFonts w:ascii="Times New Roman" w:hAnsi="Times New Roman" w:cs="Times New Roman"/>
+          <w:b/>
+          <w:bCs/>
+          <w:color w:val="000000"/>
+          <w:sz w:val="26"/>
+          <w:szCs w:val="26"/>
+        </w:rPr>
+      </w:pPr>
+      <w:r>
+        <w:rPr>
+          <w:b/>
+          <w:bCs/>
+          <w:color w:val="000000"/>
+          <w:sz w:val="26"/>
+          <w:szCs w:val="26"/>
+        </w:rPr>
+        <w:t>Ankle Bursitis or Ankle Edema</w:t>
+      </w:r>
+    </w:p>
+    <w:p>
+      <w:pPr>
+        <w:spacing w:line="480" w:lineRule="auto"/>
+        <w:ind w:left="720" w:hanging="360"/>
+        <w:rPr>
+          <w:rFonts w:ascii="Times New Roman" w:hAnsi="Times New Roman" w:cs="Times New Roman"/>
+          <w:b/>
+          <w:bCs/>
+          <w:color w:val="000000"/>
+        </w:rPr>
+      </w:pPr>
+      <w:r>
+        <w:rPr>
+          <w:b/>
+          <w:bCs/>
+          <w:color w:val="000000"/>
+        </w:rPr>
+        <w:t>H1:</w:t>
+      </w:r>
+    </w:p>
+    <w:p>
+      <w:pPr>
+        <w:spacing w:line="480" w:lineRule="auto"/>
+        <w:ind w:left="720" w:hanging="360"/>
+        <w:rPr>
+          <w:rFonts w:ascii="Times New Roman" w:hAnsi="Times New Roman" w:cs="Times New Roman"/>
+          <w:b/>
+          <w:bCs/>
+          <w:color w:val="000000"/>
+        </w:rPr>
+      </w:pPr>
+      <w:r>
+        <w:rPr>
+          <w:b/>
+          <w:bCs/>
+          <w:color w:val="000000"/>
+        </w:rPr>
+        <w:t>H2:</w:t>
+      </w:r>
+    </w:p>
+    <w:p>
+      <w:pPr>
+        <w:spacing w:line="480" w:lineRule="auto"/>
+        <w:ind w:left="720" w:hanging="360"/>
+        <w:rPr>
+          <w:rFonts w:ascii="Times New Roman" w:hAnsi="Times New Roman" w:cs="Times New Roman"/>
+          <w:b/>
+          <w:bCs/>
+          <w:color w:val="000000"/>
+        </w:rPr>
+      </w:pPr>
+      <w:r>
+        <w:rPr>
+          <w:b/>
+          <w:bCs/>
+          <w:color w:val="000000"/>
+        </w:rPr>
+        <w:t>T/E1:</w:t>
+      </w:r>
+    </w:p>
+    <w:p>
+      <w:pPr>
+        <w:spacing w:line="480" w:lineRule="auto"/>
+        <w:ind w:left="720" w:hanging="360"/>
+        <w:rPr>
+          <w:rFonts w:ascii="Times New Roman" w:hAnsi="Times New Roman" w:cs="Times New Roman"/>
+          <w:b/>
+          <w:bCs/>
+          <w:color w:val="000000"/>
+        </w:rPr>
+      </w:pPr>
+      <w:r>
+        <w:rPr>
+          <w:b/>
+          <w:bCs/>
+          <w:color w:val="000000"/>
+        </w:rPr>
+        <w:t>T/E2:</w:t>
+      </w:r>
+    </w:p>
+    <w:p>
+      <w:pPr>
+        <w:spacing w:line="480" w:lineRule="auto"/>
+        <w:rPr>
+          <w:rFonts w:ascii="Times New Roman" w:hAnsi="Times New Roman" w:cs="Times New Roman"/>
+          <w:b/>
+          <w:bCs/>
+          <w:color w:val="000000"/>
+          <w:sz w:val="26"/>
+          <w:szCs w:val="26"/>
+        </w:rPr>
+      </w:pPr>
+      <w:r>
+        <w:rPr>
+          <w:b/>
+          <w:bCs/>
+          <w:color w:val="000000"/>
+          <w:sz w:val="26"/>
+          <w:szCs w:val="26"/>
+        </w:rPr>
+        <w:t>Achilles Tendon Rupture or Strain</w:t>
+      </w:r>
+    </w:p>
+    <w:p>
+      <w:pPr>
+        <w:spacing w:line="480" w:lineRule="auto"/>
+        <w:ind w:left="720" w:hanging="360"/>
+        <w:rPr>
+          <w:rFonts w:ascii="Times New Roman" w:hAnsi="Times New Roman" w:cs="Times New Roman"/>
+          <w:b/>
+          <w:bCs/>
+          <w:color w:val="000000"/>
+        </w:rPr>
+      </w:pPr>
+      <w:r>
+        <w:rPr>
           <w:b/>
           <w:bCs/>
           <w:color w:val="000000"/>
@@ -397,7 +527,6 @@
       </w:pPr>
       <w:r>
         <w:rPr>
-          <w:rFonts w:ascii="Aptos" w:hAnsi="Aptos" w:cs="Aptos" w:eastAsia="Aptos"/>
           <w:b/>
           <w:bCs/>
           <w:color w:val="000000"/>
@@ -418,7 +547,6 @@
       </w:pPr>
       <w:r>
         <w:rPr>
-          <w:rFonts w:ascii="Aptos" w:hAnsi="Aptos" w:cs="Aptos" w:eastAsia="Aptos"/>
           <w:b/>
           <w:bCs/>
           <w:color w:val="000000"/>
@@ -439,7 +567,6 @@
       </w:pPr>
       <w:r>
         <w:rPr>
-          <w:rFonts w:ascii="Aptos" w:hAnsi="Aptos" w:cs="Aptos" w:eastAsia="Aptos"/>
           <w:b/>
           <w:bCs/>
           <w:color w:val="000000"/>
@@ -461,14 +588,13 @@
       </w:pPr>
       <w:r>
         <w:rPr>
-          <w:rFonts w:ascii="Aptos" w:hAnsi="Aptos" w:cs="Aptos" w:eastAsia="Aptos"/>
           <w:b/>
           <w:bCs/>
           <w:color w:val="000000"/>
           <w:sz w:val="26"/>
           <w:szCs w:val="26"/>
         </w:rPr>
-        <w:t>Ankle Bursitis or Ankle Edema</w:t>
+        <w:t>Pes Planus or Flat Foot</w:t>
       </w:r>
     </w:p>
     <w:p>
@@ -484,7 +610,6 @@
       </w:pPr>
       <w:r>
         <w:rPr>
-          <w:rFonts w:ascii="Aptos" w:hAnsi="Aptos" w:cs="Aptos" w:eastAsia="Aptos"/>
           <w:b/>
           <w:bCs/>
           <w:color w:val="000000"/>
@@ -505,7 +630,6 @@
       </w:pPr>
       <w:r>
         <w:rPr>
-          <w:rFonts w:ascii="Aptos" w:hAnsi="Aptos" w:cs="Aptos" w:eastAsia="Aptos"/>
           <w:b/>
           <w:bCs/>
           <w:color w:val="000000"/>
@@ -526,7 +650,6 @@
       </w:pPr>
       <w:r>
         <w:rPr>
-          <w:rFonts w:ascii="Aptos" w:hAnsi="Aptos" w:cs="Aptos" w:eastAsia="Aptos"/>
           <w:b/>
           <w:bCs/>
           <w:color w:val="000000"/>
@@ -547,223 +670,6 @@
       </w:pPr>
       <w:r>
         <w:rPr>
-          <w:rFonts w:ascii="Aptos" w:hAnsi="Aptos" w:cs="Aptos" w:eastAsia="Aptos"/>
-          <w:b/>
-          <w:bCs/>
-          <w:color w:val="000000"/>
-        </w:rPr>
-        <w:t>T/E2:</w:t>
-      </w:r>
-    </w:p>
-    <w:p>
-      <w:pPr>
-        <w:spacing w:line="480" w:lineRule="auto"/>
-        <w:rPr>
-          <w:rFonts w:ascii="Times New Roman" w:hAnsi="Times New Roman" w:cs="Times New Roman"/>
-          <w:b/>
-          <w:bCs/>
-          <w:color w:val="000000"/>
-          <w:sz w:val="26"/>
-          <w:szCs w:val="26"/>
-        </w:rPr>
-      </w:pPr>
-      <w:r>
-        <w:rPr>
-          <w:rFonts w:ascii="Aptos" w:hAnsi="Aptos" w:cs="Aptos" w:eastAsia="Aptos"/>
-          <w:b/>
-          <w:bCs/>
-          <w:color w:val="000000"/>
-          <w:sz w:val="26"/>
-          <w:szCs w:val="26"/>
-        </w:rPr>
-        <w:t>Achilles Tendon Rupture or Strain</w:t>
-      </w:r>
-    </w:p>
-    <w:p>
-      <w:pPr>
-        <w:spacing w:line="480" w:lineRule="auto"/>
-        <w:ind w:left="720" w:hanging="360"/>
-        <w:rPr>
-          <w:rFonts w:ascii="Times New Roman" w:hAnsi="Times New Roman" w:cs="Times New Roman"/>
-          <w:b/>
-          <w:bCs/>
-          <w:color w:val="000000"/>
-        </w:rPr>
-      </w:pPr>
-      <w:r>
-        <w:rPr>
-          <w:rFonts w:ascii="Aptos" w:hAnsi="Aptos" w:cs="Aptos" w:eastAsia="Aptos"/>
-          <w:b/>
-          <w:bCs/>
-          <w:color w:val="000000"/>
-        </w:rPr>
-        <w:t>H1:</w:t>
-      </w:r>
-    </w:p>
-    <w:p>
-      <w:pPr>
-        <w:spacing w:line="480" w:lineRule="auto"/>
-        <w:ind w:left="720" w:hanging="360"/>
-        <w:rPr>
-          <w:rFonts w:ascii="Times New Roman" w:hAnsi="Times New Roman" w:cs="Times New Roman"/>
-          <w:b/>
-          <w:bCs/>
-          <w:color w:val="000000"/>
-        </w:rPr>
-      </w:pPr>
-      <w:r>
-        <w:rPr>
-          <w:rFonts w:ascii="Aptos" w:hAnsi="Aptos" w:cs="Aptos" w:eastAsia="Aptos"/>
-          <w:b/>
-          <w:bCs/>
-          <w:color w:val="000000"/>
-        </w:rPr>
-        <w:t>H2:</w:t>
-      </w:r>
-    </w:p>
-    <w:p>
-      <w:pPr>
-        <w:spacing w:line="480" w:lineRule="auto"/>
-        <w:ind w:left="720" w:hanging="360"/>
-        <w:rPr>
-          <w:rFonts w:ascii="Times New Roman" w:hAnsi="Times New Roman" w:cs="Times New Roman"/>
-          <w:b/>
-          <w:bCs/>
-          <w:color w:val="000000"/>
-        </w:rPr>
-      </w:pPr>
-      <w:r>
-        <w:rPr>
-          <w:rFonts w:ascii="Aptos" w:hAnsi="Aptos" w:cs="Aptos" w:eastAsia="Aptos"/>
-          <w:b/>
-          <w:bCs/>
-          <w:color w:val="000000"/>
-        </w:rPr>
-        <w:t>T/E1:</w:t>
-      </w:r>
-    </w:p>
-    <w:p>
-      <w:pPr>
-        <w:spacing w:line="480" w:lineRule="auto"/>
-        <w:ind w:left="720" w:hanging="360"/>
-        <w:rPr>
-          <w:rFonts w:ascii="Times New Roman" w:hAnsi="Times New Roman" w:cs="Times New Roman"/>
-          <w:b/>
-          <w:bCs/>
-          <w:color w:val="000000"/>
-        </w:rPr>
-      </w:pPr>
-      <w:r>
-        <w:rPr>
-          <w:rFonts w:ascii="Aptos" w:hAnsi="Aptos" w:cs="Aptos" w:eastAsia="Aptos"/>
-          <w:b/>
-          <w:bCs/>
-          <w:color w:val="000000"/>
-        </w:rPr>
-        <w:t>T/E2:</w:t>
-      </w:r>
-    </w:p>
-    <w:p>
-      <w:pPr>
-        <w:spacing w:line="480" w:lineRule="auto"/>
-        <w:rPr>
-          <w:rFonts w:ascii="Times New Roman" w:hAnsi="Times New Roman" w:cs="Times New Roman"/>
-          <w:b/>
-          <w:bCs/>
-          <w:color w:val="000000"/>
-          <w:sz w:val="26"/>
-          <w:szCs w:val="26"/>
-        </w:rPr>
-      </w:pPr>
-      <w:r>
-        <w:rPr>
-          <w:rFonts w:ascii="Aptos" w:hAnsi="Aptos" w:cs="Aptos" w:eastAsia="Aptos"/>
-          <w:b/>
-          <w:bCs/>
-          <w:color w:val="000000"/>
-          <w:sz w:val="26"/>
-          <w:szCs w:val="26"/>
-        </w:rPr>
-        <w:t>Pes Planus or Flat Foot</w:t>
-      </w:r>
-    </w:p>
-    <w:p>
-      <w:pPr>
-        <w:spacing w:line="480" w:lineRule="auto"/>
-        <w:ind w:left="720" w:hanging="360"/>
-        <w:rPr>
-          <w:rFonts w:ascii="Times New Roman" w:hAnsi="Times New Roman" w:cs="Times New Roman"/>
-          <w:b/>
-          <w:bCs/>
-          <w:color w:val="000000"/>
-        </w:rPr>
-      </w:pPr>
-      <w:r>
-        <w:rPr>
-          <w:rFonts w:ascii="Aptos" w:hAnsi="Aptos" w:cs="Aptos" w:eastAsia="Aptos"/>
-          <w:b/>
-          <w:bCs/>
-          <w:color w:val="000000"/>
-        </w:rPr>
-        <w:t>H1:</w:t>
-      </w:r>
-    </w:p>
-    <w:p>
-      <w:pPr>
-        <w:spacing w:line="480" w:lineRule="auto"/>
-        <w:ind w:left="720" w:hanging="360"/>
-        <w:rPr>
-          <w:rFonts w:ascii="Times New Roman" w:hAnsi="Times New Roman" w:cs="Times New Roman"/>
-          <w:b/>
-          <w:bCs/>
-          <w:color w:val="000000"/>
-        </w:rPr>
-      </w:pPr>
-      <w:r>
-        <w:rPr>
-          <w:rFonts w:ascii="Aptos" w:hAnsi="Aptos" w:cs="Aptos" w:eastAsia="Aptos"/>
-          <w:b/>
-          <w:bCs/>
-          <w:color w:val="000000"/>
-        </w:rPr>
-        <w:t>H2:</w:t>
-      </w:r>
-    </w:p>
-    <w:p>
-      <w:pPr>
-        <w:spacing w:line="480" w:lineRule="auto"/>
-        <w:ind w:left="720" w:hanging="360"/>
-        <w:rPr>
-          <w:rFonts w:ascii="Times New Roman" w:hAnsi="Times New Roman" w:cs="Times New Roman"/>
-          <w:b/>
-          <w:bCs/>
-          <w:color w:val="000000"/>
-        </w:rPr>
-      </w:pPr>
-      <w:r>
-        <w:rPr>
-          <w:rFonts w:ascii="Aptos" w:hAnsi="Aptos" w:cs="Aptos" w:eastAsia="Aptos"/>
-          <w:b/>
-          <w:bCs/>
-          <w:color w:val="000000"/>
-        </w:rPr>
-        <w:t>T/E1:</w:t>
-      </w:r>
-    </w:p>
-    <w:p>
-      <w:pPr>
-        <w:spacing w:line="480" w:lineRule="auto"/>
-        <w:ind w:left="720" w:hanging="360"/>
-        <w:rPr>
-          <w:rFonts w:ascii="Times New Roman" w:hAnsi="Times New Roman" w:cs="Times New Roman"/>
-          <w:b/>
-          <w:bCs/>
-          <w:color w:val="000000"/>
-        </w:rPr>
-      </w:pPr>
-      <w:r>
-        <w:rPr>
-          <w:rFonts w:ascii="Aptos" w:hAnsi="Aptos" w:cs="Aptos" w:eastAsia="Aptos"/>
           <w:b/>
           <w:bCs/>
           <w:color w:val="000000"/>
@@ -782,23 +688,36 @@
 </w:document>
 </file>
 
+<file path=word/endnotes.xml><?xml version="1.0" encoding="utf-8"?>
+<w:endnotes xmlns:wpc="http://schemas.microsoft.com/office/word/2010/wordprocessingCanvas" xmlns:cx="http://schemas.microsoft.com/office/drawing/2014/chartex" xmlns:cx1="http://schemas.microsoft.com/office/drawing/2015/9/8/chartex" xmlns:cx2="http://schemas.microsoft.com/office/drawing/2015/10/21/chartex" xmlns:cx3="http://schemas.microsoft.com/office/drawing/2016/5/9/chartex" xmlns:cx4="http://schemas.microsoft.com/office/drawing/2016/5/10/chartex" xmlns:cx5="http://schemas.microsoft.com/office/drawing/2016/5/11/chartex" xmlns:cx6="http://schemas.microsoft.com/office/drawing/2016/5/12/chartex" xmlns:cx7="http://schemas.microsoft.com/office/drawing/2016/5/13/chartex" xmlns:cx8="http://schemas.microsoft.com/office/drawing/2016/5/14/chartex" xmlns:mc="http://schemas.openxmlformats.org/markup-compatibility/2006" xmlns:aink="http://schemas.microsoft.com/office/drawing/2016/ink" xmlns:am3d="http://schemas.microsoft.com/office/drawing/2017/model3d" xmlns:o="urn:schemas-microsoft-com:office:office" xmlns:oel="http://schemas.microsoft.com/office/2019/extlst" xmlns:r="http://schemas.openxmlformats.org/officeDocument/2006/relationships" xmlns:m="http://schemas.openxmlformats.org/officeDocument/2006/math" xmlns:v="urn:schemas-microsoft-com:vml" xmlns:wp14="http://schemas.microsoft.com/office/word/2010/wordprocessingDrawing" xmlns:wp="http://schemas.openxmlformats.org/drawingml/2006/wordprocessingDrawing" xmlns:w10="urn:schemas-microsoft-com:office:word" xmlns:w="http://schemas.openxmlformats.org/wordprocessingml/2006/main" xmlns:w14="http://schemas.microsoft.com/office/word/2010/wordml" xmlns:w15="http://schemas.microsoft.com/office/word/2012/wordml" xmlns:w16cei="http://schemas.microsoft.com/office/word/2026/wordml/cei" xmlns:w16cex="http://schemas.microsoft.com/office/word/2018/wordml/cex" xmlns:w16cid="http://schemas.microsoft.com/office/word/2016/wordml/cid" xmlns:w16="http://schemas.microsoft.com/office/word/2018/wordml" xmlns:w16du="http://schemas.microsoft.com/office/word/2023/wordml/word16du" xmlns:w16sdtdh="http://schemas.microsoft.com/office/word/2020/wordml/sdtdatahash" xmlns:w16sdtfl="http://schemas.microsoft.com/office/word/2024/wordml/sdtformatlock" xmlns:w16se="http://schemas.microsoft.com/office/word/2015/wordml/symex" xmlns:wpg="http://schemas.microsoft.com/office/word/2010/wordprocessingGroup" xmlns:wpi="http://schemas.microsoft.com/office/word/2010/wordprocessingInk" xmlns:wne="http://schemas.microsoft.com/office/word/2006/wordml" xmlns:wps="http://schemas.microsoft.com/office/word/2010/wordprocessingShape" mc:Ignorable="w14 w15 w16se w16cid w16 w16cex w16sdtdh w16sdtfl w16du wp14">
+  <w:endnote w:type="separator" w:id="-1">
+    <w:p>
+      <w:r>
+        <w:separator/>
+      </w:r>
+    </w:p>
+  </w:endnote>
+  <w:endnote w:type="continuationSeparator" w:id="0">
+    <w:p>
+      <w:r>
+        <w:continuationSeparator/>
+      </w:r>
+    </w:p>
+  </w:endnote>
+</w:endnotes>
+</file>
+
 <file path=word/footer1.xml><?xml version="1.0" encoding="utf-8"?>
-<w:ftr xmlns:m="http://schemas.openxmlformats.org/officeDocument/2006/math" xmlns:mc="http://schemas.openxmlformats.org/markup-compatibility/2006" xmlns:mo="http://schemas.microsoft.com/office/mac/office/2008/main" xmlns:mv="urn:schemas-microsoft-com:mac:vml" xmlns:o="urn:schemas-microsoft-com:office:office" xmlns:r="http://schemas.openxmlformats.org/officeDocument/2006/relationships" xmlns:v="urn:schemas-microsoft-com:vml" xmlns:w10="urn:schemas-microsoft-com:office:word" xmlns:w14="http://schemas.microsoft.com/office/word/2010/wordml" xmlns:w="http://schemas.openxmlformats.org/wordprocessingml/2006/main" xmlns:wne="http://schemas.microsoft.com/office/word/2006/wordml" xmlns:wp14="http://schemas.microsoft.com/office/word/2010/wordprocessingDrawing" xmlns:wp="http://schemas.openxmlformats.org/drawingml/2006/wordprocessingDrawing" xmlns:wpc="http://schemas.microsoft.com/office/word/2010/wordprocessingCanvas" xmlns:wpg="http://schemas.microsoft.com/office/word/2010/wordprocessingGroup" xmlns:wpi="http://schemas.microsoft.com/office/word/2010/wordprocessingInk" xmlns:wps="http://schemas.microsoft.com/office/word/2010/wordprocessingShape" mc:Ignorable="w14 wp14">
+<w:ftr xmlns:wpc="http://schemas.microsoft.com/office/word/2010/wordprocessingCanvas" xmlns:cx="http://schemas.microsoft.com/office/drawing/2014/chartex" xmlns:cx1="http://schemas.microsoft.com/office/drawing/2015/9/8/chartex" xmlns:cx2="http://schemas.microsoft.com/office/drawing/2015/10/21/chartex" xmlns:cx3="http://schemas.microsoft.com/office/drawing/2016/5/9/chartex" xmlns:cx4="http://schemas.microsoft.com/office/drawing/2016/5/10/chartex" xmlns:cx5="http://schemas.microsoft.com/office/drawing/2016/5/11/chartex" xmlns:cx6="http://schemas.microsoft.com/office/drawing/2016/5/12/chartex" xmlns:cx7="http://schemas.microsoft.com/office/drawing/2016/5/13/chartex" xmlns:cx8="http://schemas.microsoft.com/office/drawing/2016/5/14/chartex" xmlns:mc="http://schemas.openxmlformats.org/markup-compatibility/2006" xmlns:aink="http://schemas.microsoft.com/office/drawing/2016/ink" xmlns:am3d="http://schemas.microsoft.com/office/drawing/2017/model3d" xmlns:o="urn:schemas-microsoft-com:office:office" xmlns:oel="http://schemas.microsoft.com/office/2019/extlst" xmlns:r="http://schemas.openxmlformats.org/officeDocument/2006/relationships" xmlns:m="http://schemas.openxmlformats.org/officeDocument/2006/math" xmlns:v="urn:schemas-microsoft-com:vml" xmlns:wp14="http://schemas.microsoft.com/office/word/2010/wordprocessingDrawing" xmlns:wp="http://schemas.openxmlformats.org/drawingml/2006/wordprocessingDrawing" xmlns:w10="urn:schemas-microsoft-com:office:word" xmlns:w="http://schemas.openxmlformats.org/wordprocessingml/2006/main" xmlns:w14="http://schemas.microsoft.com/office/word/2010/wordml" xmlns:w15="http://schemas.microsoft.com/office/word/2012/wordml" xmlns:w16cei="http://schemas.microsoft.com/office/word/2026/wordml/cei" xmlns:w16cex="http://schemas.microsoft.com/office/word/2018/wordml/cex" xmlns:w16cid="http://schemas.microsoft.com/office/word/2016/wordml/cid" xmlns:w16="http://schemas.microsoft.com/office/word/2018/wordml" xmlns:w16du="http://schemas.microsoft.com/office/word/2023/wordml/word16du" xmlns:w16sdtdh="http://schemas.microsoft.com/office/word/2020/wordml/sdtdatahash" xmlns:w16sdtfl="http://schemas.microsoft.com/office/word/2024/wordml/sdtformatlock" xmlns:w16se="http://schemas.microsoft.com/office/word/2015/wordml/symex" xmlns:wpg="http://schemas.microsoft.com/office/word/2010/wordprocessingGroup" xmlns:wpi="http://schemas.microsoft.com/office/word/2010/wordprocessingInk" xmlns:wne="http://schemas.microsoft.com/office/word/2006/wordml" xmlns:wps="http://schemas.microsoft.com/office/word/2010/wordprocessingShape" mc:Ignorable="w14 w15 w16se w16cid w16 w16cex w16sdtdh w16sdtfl w16du wp14">
   <w:p>
-    <w:pPr>
-      <w:spacing w:line="240" w:lineRule="auto" w:before="0" w:after="0"/>
-      <w:jc w:val="left"/>
-    </w:pPr>
     <w:r>
       <w:rPr>
-        <w:rFonts w:ascii="Aptos" w:hAnsi="Aptos" w:eastAsia="Aptos" w:cs="Aptos"/>
         <w:sz w:val="18"/>
       </w:rPr>
       <w:t xml:space="preserve">From J.M. Larson and H.L. Stedge, </w:t>
     </w:r>
     <w:r>
       <w:rPr>
-        <w:rFonts w:ascii="Aptos" w:hAnsi="Aptos" w:eastAsia="Aptos" w:cs="Aptos"/>
         <w:i/>
         <w:sz w:val="18"/>
       </w:rPr>
@@ -806,7 +725,6 @@
     </w:r>
     <w:r>
       <w:rPr>
-        <w:rFonts w:ascii="Aptos" w:hAnsi="Aptos" w:eastAsia="Aptos" w:cs="Aptos"/>
         <w:sz w:val="18"/>
       </w:rPr>
       <w:t xml:space="preserve"> (Human Kinetics, 2027).</w:t>
@@ -815,8 +733,27 @@
 </w:ftr>
 </file>
 
+<file path=word/footnotes.xml><?xml version="1.0" encoding="utf-8"?>
+<w:footnotes xmlns:wpc="http://schemas.microsoft.com/office/word/2010/wordprocessingCanvas" xmlns:cx="http://schemas.microsoft.com/office/drawing/2014/chartex" xmlns:cx1="http://schemas.microsoft.com/office/drawing/2015/9/8/chartex" xmlns:cx2="http://schemas.microsoft.com/office/drawing/2015/10/21/chartex" xmlns:cx3="http://schemas.microsoft.com/office/drawing/2016/5/9/chartex" xmlns:cx4="http://schemas.microsoft.com/office/drawing/2016/5/10/chartex" xmlns:cx5="http://schemas.microsoft.com/office/drawing/2016/5/11/chartex" xmlns:cx6="http://schemas.microsoft.com/office/drawing/2016/5/12/chartex" xmlns:cx7="http://schemas.microsoft.com/office/drawing/2016/5/13/chartex" xmlns:cx8="http://schemas.microsoft.com/office/drawing/2016/5/14/chartex" xmlns:mc="http://schemas.openxmlformats.org/markup-compatibility/2006" xmlns:aink="http://schemas.microsoft.com/office/drawing/2016/ink" xmlns:am3d="http://schemas.microsoft.com/office/drawing/2017/model3d" xmlns:o="urn:schemas-microsoft-com:office:office" xmlns:oel="http://schemas.microsoft.com/office/2019/extlst" xmlns:r="http://schemas.openxmlformats.org/officeDocument/2006/relationships" xmlns:m="http://schemas.openxmlformats.org/officeDocument/2006/math" xmlns:v="urn:schemas-microsoft-com:vml" xmlns:wp14="http://schemas.microsoft.com/office/word/2010/wordprocessingDrawing" xmlns:wp="http://schemas.openxmlformats.org/drawingml/2006/wordprocessingDrawing" xmlns:w10="urn:schemas-microsoft-com:office:word" xmlns:w="http://schemas.openxmlformats.org/wordprocessingml/2006/main" xmlns:w14="http://schemas.microsoft.com/office/word/2010/wordml" xmlns:w15="http://schemas.microsoft.com/office/word/2012/wordml" xmlns:w16cei="http://schemas.microsoft.com/office/word/2026/wordml/cei" xmlns:w16cex="http://schemas.microsoft.com/office/word/2018/wordml/cex" xmlns:w16cid="http://schemas.microsoft.com/office/word/2016/wordml/cid" xmlns:w16="http://schemas.microsoft.com/office/word/2018/wordml" xmlns:w16du="http://schemas.microsoft.com/office/word/2023/wordml/word16du" xmlns:w16sdtdh="http://schemas.microsoft.com/office/word/2020/wordml/sdtdatahash" xmlns:w16sdtfl="http://schemas.microsoft.com/office/word/2024/wordml/sdtformatlock" xmlns:w16se="http://schemas.microsoft.com/office/word/2015/wordml/symex" xmlns:wpg="http://schemas.microsoft.com/office/word/2010/wordprocessingGroup" xmlns:wpi="http://schemas.microsoft.com/office/word/2010/wordprocessingInk" xmlns:wne="http://schemas.microsoft.com/office/word/2006/wordml" xmlns:wps="http://schemas.microsoft.com/office/word/2010/wordprocessingShape" mc:Ignorable="w14 w15 w16se w16cid w16 w16cex w16sdtdh w16sdtfl w16du wp14">
+  <w:footnote w:type="separator" w:id="-1">
+    <w:p>
+      <w:r>
+        <w:separator/>
+      </w:r>
+    </w:p>
+  </w:footnote>
+  <w:footnote w:type="continuationSeparator" w:id="0">
+    <w:p>
+      <w:r>
+        <w:continuationSeparator/>
+      </w:r>
+    </w:p>
+  </w:footnote>
+</w:footnotes>
+</file>
+
 <file path=word/numbering.xml><?xml version="1.0" encoding="utf-8"?>
-<w:numbering xmlns:wpc="http://schemas.microsoft.com/office/word/2010/wordprocessingCanvas" xmlns:cx="http://schemas.microsoft.com/office/drawing/2014/chartex" xmlns:cx1="http://schemas.microsoft.com/office/drawing/2015/9/8/chartex" xmlns:cx2="http://schemas.microsoft.com/office/drawing/2015/10/21/chartex" xmlns:cx3="http://schemas.microsoft.com/office/drawing/2016/5/9/chartex" xmlns:cx4="http://schemas.microsoft.com/office/drawing/2016/5/10/chartex" xmlns:cx5="http://schemas.microsoft.com/office/drawing/2016/5/11/chartex" xmlns:cx6="http://schemas.microsoft.com/office/drawing/2016/5/12/chartex" xmlns:cx7="http://schemas.microsoft.com/office/drawing/2016/5/13/chartex" xmlns:cx8="http://schemas.microsoft.com/office/drawing/2016/5/14/chartex" xmlns:mc="http://schemas.openxmlformats.org/markup-compatibility/2006" xmlns:aink="http://schemas.microsoft.com/office/drawing/2016/ink" xmlns:am3d="http://schemas.microsoft.com/office/drawing/2017/model3d" xmlns:o="urn:schemas-microsoft-com:office:office" xmlns:oel="http://schemas.microsoft.com/office/2019/extlst" xmlns:r="http://schemas.openxmlformats.org/officeDocument/2006/relationships" xmlns:m="http://schemas.openxmlformats.org/officeDocument/2006/math" xmlns:v="urn:schemas-microsoft-com:vml" xmlns:wp14="http://schemas.microsoft.com/office/word/2010/wordprocessingDrawing" xmlns:wp="http://schemas.openxmlformats.org/drawingml/2006/wordprocessingDrawing" xmlns:w10="urn:schemas-microsoft-com:office:word" xmlns:w="http://schemas.openxmlformats.org/wordprocessingml/2006/main" xmlns:w14="http://schemas.microsoft.com/office/word/2010/wordml" xmlns:w15="http://schemas.microsoft.com/office/word/2012/wordml" xmlns:w16cex="http://schemas.microsoft.com/office/word/2018/wordml/cex" xmlns:w16cid="http://schemas.microsoft.com/office/word/2016/wordml/cid" xmlns:w16="http://schemas.microsoft.com/office/word/2018/wordml" xmlns:w16du="http://schemas.microsoft.com/office/word/2023/wordml/word16du" xmlns:w16sdtdh="http://schemas.microsoft.com/office/word/2020/wordml/sdtdatahash" xmlns:w16sdtfl="http://schemas.microsoft.com/office/word/2024/wordml/sdtformatlock" xmlns:w16se="http://schemas.microsoft.com/office/word/2015/wordml/symex" xmlns:wpg="http://schemas.microsoft.com/office/word/2010/wordprocessingGroup" xmlns:wpi="http://schemas.microsoft.com/office/word/2010/wordprocessingInk" xmlns:wne="http://schemas.microsoft.com/office/word/2006/wordml" xmlns:wps="http://schemas.microsoft.com/office/word/2010/wordprocessingShape" mc:Ignorable="w14 w15 w16se w16cid w16 w16cex w16sdtdh w16sdtfl w16du wp14">
+<w:numbering xmlns:wpc="http://schemas.microsoft.com/office/word/2010/wordprocessingCanvas" xmlns:cx="http://schemas.microsoft.com/office/drawing/2014/chartex" xmlns:cx1="http://schemas.microsoft.com/office/drawing/2015/9/8/chartex" xmlns:cx2="http://schemas.microsoft.com/office/drawing/2015/10/21/chartex" xmlns:cx3="http://schemas.microsoft.com/office/drawing/2016/5/9/chartex" xmlns:cx4="http://schemas.microsoft.com/office/drawing/2016/5/10/chartex" xmlns:cx5="http://schemas.microsoft.com/office/drawing/2016/5/11/chartex" xmlns:cx6="http://schemas.microsoft.com/office/drawing/2016/5/12/chartex" xmlns:cx7="http://schemas.microsoft.com/office/drawing/2016/5/13/chartex" xmlns:cx8="http://schemas.microsoft.com/office/drawing/2016/5/14/chartex" xmlns:mc="http://schemas.openxmlformats.org/markup-compatibility/2006" xmlns:aink="http://schemas.microsoft.com/office/drawing/2016/ink" xmlns:am3d="http://schemas.microsoft.com/office/drawing/2017/model3d" xmlns:o="urn:schemas-microsoft-com:office:office" xmlns:oel="http://schemas.microsoft.com/office/2019/extlst" xmlns:r="http://schemas.openxmlformats.org/officeDocument/2006/relationships" xmlns:m="http://schemas.openxmlformats.org/officeDocument/2006/math" xmlns:v="urn:schemas-microsoft-com:vml" xmlns:wp14="http://schemas.microsoft.com/office/word/2010/wordprocessingDrawing" xmlns:wp="http://schemas.openxmlformats.org/drawingml/2006/wordprocessingDrawing" xmlns:w10="urn:schemas-microsoft-com:office:word" xmlns:w="http://schemas.openxmlformats.org/wordprocessingml/2006/main" xmlns:w14="http://schemas.microsoft.com/office/word/2010/wordml" xmlns:w15="http://schemas.microsoft.com/office/word/2012/wordml" xmlns:w16cei="http://schemas.microsoft.com/office/word/2026/wordml/cei" xmlns:w16cex="http://schemas.microsoft.com/office/word/2018/wordml/cex" xmlns:w16cid="http://schemas.microsoft.com/office/word/2016/wordml/cid" xmlns:w16="http://schemas.microsoft.com/office/word/2018/wordml" xmlns:w16du="http://schemas.microsoft.com/office/word/2023/wordml/word16du" xmlns:w16sdtdh="http://schemas.microsoft.com/office/word/2020/wordml/sdtdatahash" xmlns:w16sdtfl="http://schemas.microsoft.com/office/word/2024/wordml/sdtformatlock" xmlns:w16se="http://schemas.microsoft.com/office/word/2015/wordml/symex" xmlns:wpg="http://schemas.microsoft.com/office/word/2010/wordprocessingGroup" xmlns:wpi="http://schemas.microsoft.com/office/word/2010/wordprocessingInk" xmlns:wne="http://schemas.microsoft.com/office/word/2006/wordml" xmlns:wps="http://schemas.microsoft.com/office/word/2010/wordprocessingShape" mc:Ignorable="w14 w15 w16se w16cid w16 w16cex w16sdtdh w16sdtfl w16du wp14">
   <w:abstractNum w:abstractNumId="0" w15:restartNumberingAfterBreak="0">
     <w:nsid w:val="114F3F32"/>
     <w:multiLevelType w:val="hybridMultilevel"/>
@@ -1425,7 +1362,7 @@
     <w:name w:val="Normal"/>
     <w:qFormat/>
     <w:rPr>
-      <w:rFonts w:ascii="Aptos" w:hAnsi="Aptos" w:eastAsia="Aptos" w:cs="Aptos"/>
+      <w:rFonts w:ascii="Aptos" w:eastAsia="Aptos" w:hAnsi="Aptos" w:cs="Aptos"/>
     </w:rPr>
   </w:style>
   <w:style w:type="paragraph" w:styleId="Heading1">

--- a/assets/downloads/simulation-16/presimulation-activity-3-injury-evaluation.docx
+++ b/assets/downloads/simulation-16/presimulation-activity-3-injury-evaluation.docx
@@ -5,20 +5,55 @@
     <w:p>
       <w:pPr>
         <w:pStyle w:val="Heading1"/>
-      </w:pPr>
-      <w:r>
+        <w:spacing w:line="480" w:lineRule="auto"/>
+        <w:rPr>
+          <w:rFonts w:ascii="Times New Roman" w:hAnsi="Times New Roman" w:cs="Times New Roman"/>
+          <w:color w:val="000000"/>
+        </w:rPr>
+      </w:pPr>
+      <w:r>
+        <w:rPr>
+          <w:rFonts w:ascii="Aptos" w:hAnsi="Aptos" w:cs="Aptos" w:eastAsia="Aptos"/>
+          <w:color w:val="000000"/>
+          <w:sz w:val="40"/>
+          <w:szCs w:val="40"/>
+        </w:rPr>
         <w:t>Presimulation Activity</w:t>
       </w:r>
       <w:r>
+        <w:rPr>
+          <w:rFonts w:ascii="Aptos" w:hAnsi="Aptos" w:cs="Aptos" w:eastAsia="Aptos"/>
+          <w:color w:val="000000"/>
+          <w:sz w:val="40"/>
+          <w:szCs w:val="40"/>
+        </w:rPr>
         <w:t xml:space="preserve"> </w:t>
       </w:r>
       <w:r>
+        <w:rPr>
+          <w:rFonts w:ascii="Aptos" w:hAnsi="Aptos" w:cs="Aptos" w:eastAsia="Aptos"/>
+          <w:color w:val="000000"/>
+          <w:sz w:val="40"/>
+          <w:szCs w:val="40"/>
+        </w:rPr>
         <w:t>3</w:t>
       </w:r>
       <w:r>
+        <w:rPr>
+          <w:rFonts w:ascii="Aptos" w:hAnsi="Aptos" w:cs="Aptos" w:eastAsia="Aptos"/>
+          <w:color w:val="000000"/>
+          <w:sz w:val="40"/>
+          <w:szCs w:val="40"/>
+        </w:rPr>
         <w:t>:</w:t>
       </w:r>
       <w:r>
+        <w:rPr>
+          <w:rFonts w:ascii="Aptos" w:hAnsi="Aptos" w:cs="Aptos" w:eastAsia="Aptos"/>
+          <w:color w:val="000000"/>
+          <w:sz w:val="40"/>
+          <w:szCs w:val="40"/>
+        </w:rPr>
         <w:t xml:space="preserve"> Injury Evaluation</w:t>
       </w:r>
     </w:p>
@@ -32,6 +67,7 @@
       </w:pPr>
       <w:r>
         <w:rPr>
+          <w:rFonts w:ascii="Aptos" w:hAnsi="Aptos" w:cs="Aptos" w:eastAsia="Aptos"/>
           <w:color w:val="000000"/>
         </w:rPr>
         <w:t>List specific tests, history, or evaluation steps you would use to evaluate the following injuries or conditions. Choose at least two history (H), and two tests or evaluation steps (T/E).</w:t>
@@ -61,6 +97,7 @@
       </w:pPr>
       <w:r>
         <w:rPr>
+          <w:rFonts w:ascii="Aptos" w:hAnsi="Aptos" w:cs="Aptos" w:eastAsia="Aptos"/>
           <w:b/>
           <w:bCs/>
           <w:color w:val="000000"/>
@@ -71,6 +108,7 @@
       </w:r>
       <w:r>
         <w:rPr>
+          <w:rFonts w:ascii="Aptos" w:hAnsi="Aptos" w:cs="Aptos" w:eastAsia="Aptos"/>
           <w:b/>
           <w:bCs/>
           <w:color w:val="000000"/>
@@ -81,6 +119,7 @@
       </w:r>
       <w:r>
         <w:rPr>
+          <w:rFonts w:ascii="Aptos" w:hAnsi="Aptos" w:cs="Aptos" w:eastAsia="Aptos"/>
           <w:b/>
           <w:bCs/>
           <w:color w:val="000000"/>
@@ -91,6 +130,7 @@
       </w:r>
       <w:r>
         <w:rPr>
+          <w:rFonts w:ascii="Aptos" w:hAnsi="Aptos" w:cs="Aptos" w:eastAsia="Aptos"/>
           <w:b/>
           <w:bCs/>
           <w:color w:val="000000"/>
@@ -101,6 +141,7 @@
       </w:r>
       <w:r>
         <w:rPr>
+          <w:rFonts w:ascii="Aptos" w:hAnsi="Aptos" w:cs="Aptos" w:eastAsia="Aptos"/>
           <w:b/>
           <w:bCs/>
           <w:color w:val="000000"/>
@@ -111,6 +152,7 @@
       </w:r>
       <w:r>
         <w:rPr>
+          <w:rFonts w:ascii="Aptos" w:hAnsi="Aptos" w:cs="Aptos" w:eastAsia="Aptos"/>
           <w:b/>
           <w:bCs/>
           <w:color w:val="000000"/>
@@ -133,6 +175,7 @@
       </w:pPr>
       <w:r>
         <w:rPr>
+          <w:rFonts w:ascii="Aptos" w:hAnsi="Aptos" w:cs="Aptos" w:eastAsia="Aptos"/>
           <w:b/>
           <w:bCs/>
           <w:color w:val="000000"/>
@@ -141,6 +184,7 @@
       </w:r>
       <w:r>
         <w:rPr>
+          <w:rFonts w:ascii="Aptos" w:hAnsi="Aptos" w:cs="Aptos" w:eastAsia="Aptos"/>
           <w:b/>
           <w:bCs/>
           <w:color w:val="000000"/>
@@ -161,6 +205,7 @@
       </w:pPr>
       <w:r>
         <w:rPr>
+          <w:rFonts w:ascii="Aptos" w:hAnsi="Aptos" w:cs="Aptos" w:eastAsia="Aptos"/>
           <w:b/>
           <w:bCs/>
           <w:color w:val="000000"/>
@@ -169,6 +214,7 @@
       </w:r>
       <w:r>
         <w:rPr>
+          <w:rFonts w:ascii="Aptos" w:hAnsi="Aptos" w:cs="Aptos" w:eastAsia="Aptos"/>
           <w:b/>
           <w:bCs/>
           <w:color w:val="000000"/>
@@ -189,6 +235,7 @@
       </w:pPr>
       <w:r>
         <w:rPr>
+          <w:rFonts w:ascii="Aptos" w:hAnsi="Aptos" w:cs="Aptos" w:eastAsia="Aptos"/>
           <w:b/>
           <w:bCs/>
           <w:color w:val="000000"/>
@@ -197,6 +244,7 @@
       </w:r>
       <w:r>
         <w:rPr>
+          <w:rFonts w:ascii="Aptos" w:hAnsi="Aptos" w:cs="Aptos" w:eastAsia="Aptos"/>
           <w:b/>
           <w:bCs/>
           <w:color w:val="000000"/>
@@ -205,6 +253,7 @@
       </w:r>
       <w:r>
         <w:rPr>
+          <w:rFonts w:ascii="Aptos" w:hAnsi="Aptos" w:cs="Aptos" w:eastAsia="Aptos"/>
           <w:b/>
           <w:bCs/>
           <w:color w:val="000000"/>
@@ -213,6 +262,7 @@
       </w:r>
       <w:r>
         <w:rPr>
+          <w:rFonts w:ascii="Aptos" w:hAnsi="Aptos" w:cs="Aptos" w:eastAsia="Aptos"/>
           <w:b/>
           <w:bCs/>
           <w:color w:val="000000"/>
@@ -233,6 +283,7 @@
       </w:pPr>
       <w:r>
         <w:rPr>
+          <w:rFonts w:ascii="Aptos" w:hAnsi="Aptos" w:cs="Aptos" w:eastAsia="Aptos"/>
           <w:b/>
           <w:bCs/>
           <w:color w:val="000000"/>
@@ -241,6 +292,7 @@
       </w:r>
       <w:r>
         <w:rPr>
+          <w:rFonts w:ascii="Aptos" w:hAnsi="Aptos" w:cs="Aptos" w:eastAsia="Aptos"/>
           <w:b/>
           <w:bCs/>
           <w:color w:val="000000"/>
@@ -249,6 +301,7 @@
       </w:r>
       <w:r>
         <w:rPr>
+          <w:rFonts w:ascii="Aptos" w:hAnsi="Aptos" w:cs="Aptos" w:eastAsia="Aptos"/>
           <w:b/>
           <w:bCs/>
           <w:color w:val="000000"/>
@@ -257,6 +310,7 @@
       </w:r>
       <w:r>
         <w:rPr>
+          <w:rFonts w:ascii="Aptos" w:hAnsi="Aptos" w:cs="Aptos" w:eastAsia="Aptos"/>
           <w:b/>
           <w:bCs/>
           <w:color w:val="000000"/>
@@ -278,6 +332,7 @@
       </w:pPr>
       <w:r>
         <w:rPr>
+          <w:rFonts w:ascii="Aptos" w:hAnsi="Aptos" w:cs="Aptos" w:eastAsia="Aptos"/>
           <w:b/>
           <w:bCs/>
           <w:color w:val="000000"/>
@@ -300,10 +355,12 @@
       </w:pPr>
       <w:r>
         <w:rPr>
-          <w:b/>
-          <w:bCs/>
-          <w:color w:val="000000"/>
-        </w:rPr>
+          <w:rFonts w:ascii="Aptos" w:hAnsi="Aptos" w:cs="Aptos" w:eastAsia="Aptos"/>
+          <w:b/>
+          <w:bCs/>
+          <w:color w:val="000000"/>
+        </w:rPr>
+        <w:lastRenderedPageBreak/>
         <w:t>H1:</w:t>
       </w:r>
     </w:p>
@@ -320,6 +377,7 @@
       </w:pPr>
       <w:r>
         <w:rPr>
+          <w:rFonts w:ascii="Aptos" w:hAnsi="Aptos" w:cs="Aptos" w:eastAsia="Aptos"/>
           <w:b/>
           <w:bCs/>
           <w:color w:val="000000"/>
@@ -340,6 +398,7 @@
       </w:pPr>
       <w:r>
         <w:rPr>
+          <w:rFonts w:ascii="Aptos" w:hAnsi="Aptos" w:cs="Aptos" w:eastAsia="Aptos"/>
           <w:b/>
           <w:bCs/>
           <w:color w:val="000000"/>
@@ -360,6 +419,7 @@
       </w:pPr>
       <w:r>
         <w:rPr>
+          <w:rFonts w:ascii="Aptos" w:hAnsi="Aptos" w:cs="Aptos" w:eastAsia="Aptos"/>
           <w:b/>
           <w:bCs/>
           <w:color w:val="000000"/>
@@ -381,6 +441,7 @@
       </w:pPr>
       <w:r>
         <w:rPr>
+          <w:rFonts w:ascii="Aptos" w:hAnsi="Aptos" w:cs="Aptos" w:eastAsia="Aptos"/>
           <w:b/>
           <w:bCs/>
           <w:color w:val="000000"/>
@@ -403,6 +464,7 @@
       </w:pPr>
       <w:r>
         <w:rPr>
+          <w:rFonts w:ascii="Aptos" w:hAnsi="Aptos" w:cs="Aptos" w:eastAsia="Aptos"/>
           <w:b/>
           <w:bCs/>
           <w:color w:val="000000"/>
@@ -423,6 +485,7 @@
       </w:pPr>
       <w:r>
         <w:rPr>
+          <w:rFonts w:ascii="Aptos" w:hAnsi="Aptos" w:cs="Aptos" w:eastAsia="Aptos"/>
           <w:b/>
           <w:bCs/>
           <w:color w:val="000000"/>
@@ -443,6 +506,7 @@
       </w:pPr>
       <w:r>
         <w:rPr>
+          <w:rFonts w:ascii="Aptos" w:hAnsi="Aptos" w:cs="Aptos" w:eastAsia="Aptos"/>
           <w:b/>
           <w:bCs/>
           <w:color w:val="000000"/>
@@ -463,6 +527,7 @@
       </w:pPr>
       <w:r>
         <w:rPr>
+          <w:rFonts w:ascii="Aptos" w:hAnsi="Aptos" w:cs="Aptos" w:eastAsia="Aptos"/>
           <w:b/>
           <w:bCs/>
           <w:color w:val="000000"/>
@@ -484,6 +549,7 @@
       </w:pPr>
       <w:r>
         <w:rPr>
+          <w:rFonts w:ascii="Aptos" w:hAnsi="Aptos" w:cs="Aptos" w:eastAsia="Aptos"/>
           <w:b/>
           <w:bCs/>
           <w:color w:val="000000"/>
@@ -506,11 +572,11 @@
       </w:pPr>
       <w:r>
         <w:rPr>
-          <w:b/>
-          <w:bCs/>
-          <w:color w:val="000000"/>
-        </w:rPr>
-        <w:lastRenderedPageBreak/>
+          <w:rFonts w:ascii="Aptos" w:hAnsi="Aptos" w:cs="Aptos" w:eastAsia="Aptos"/>
+          <w:b/>
+          <w:bCs/>
+          <w:color w:val="000000"/>
+        </w:rPr>
         <w:t>H1:</w:t>
       </w:r>
     </w:p>
@@ -527,6 +593,7 @@
       </w:pPr>
       <w:r>
         <w:rPr>
+          <w:rFonts w:ascii="Aptos" w:hAnsi="Aptos" w:cs="Aptos" w:eastAsia="Aptos"/>
           <w:b/>
           <w:bCs/>
           <w:color w:val="000000"/>
@@ -547,6 +614,7 @@
       </w:pPr>
       <w:r>
         <w:rPr>
+          <w:rFonts w:ascii="Aptos" w:hAnsi="Aptos" w:cs="Aptos" w:eastAsia="Aptos"/>
           <w:b/>
           <w:bCs/>
           <w:color w:val="000000"/>
@@ -567,6 +635,7 @@
       </w:pPr>
       <w:r>
         <w:rPr>
+          <w:rFonts w:ascii="Aptos" w:hAnsi="Aptos" w:cs="Aptos" w:eastAsia="Aptos"/>
           <w:b/>
           <w:bCs/>
           <w:color w:val="000000"/>
@@ -588,6 +657,7 @@
       </w:pPr>
       <w:r>
         <w:rPr>
+          <w:rFonts w:ascii="Aptos" w:hAnsi="Aptos" w:cs="Aptos" w:eastAsia="Aptos"/>
           <w:b/>
           <w:bCs/>
           <w:color w:val="000000"/>
@@ -610,6 +680,7 @@
       </w:pPr>
       <w:r>
         <w:rPr>
+          <w:rFonts w:ascii="Aptos" w:hAnsi="Aptos" w:cs="Aptos" w:eastAsia="Aptos"/>
           <w:b/>
           <w:bCs/>
           <w:color w:val="000000"/>
@@ -630,6 +701,7 @@
       </w:pPr>
       <w:r>
         <w:rPr>
+          <w:rFonts w:ascii="Aptos" w:hAnsi="Aptos" w:cs="Aptos" w:eastAsia="Aptos"/>
           <w:b/>
           <w:bCs/>
           <w:color w:val="000000"/>
@@ -650,6 +722,7 @@
       </w:pPr>
       <w:r>
         <w:rPr>
+          <w:rFonts w:ascii="Aptos" w:hAnsi="Aptos" w:cs="Aptos" w:eastAsia="Aptos"/>
           <w:b/>
           <w:bCs/>
           <w:color w:val="000000"/>
@@ -670,6 +743,7 @@
       </w:pPr>
       <w:r>
         <w:rPr>
+          <w:rFonts w:ascii="Aptos" w:hAnsi="Aptos" w:cs="Aptos" w:eastAsia="Aptos"/>
           <w:b/>
           <w:bCs/>
           <w:color w:val="000000"/>
@@ -678,7 +752,7 @@
       </w:r>
     </w:p>
     <w:sectPr>
-      <w:footerReference w:type="default" r:id="rId7"/>
+      <w:footerReference w:type="default" r:id="rId12"/>
       <w:pgSz w:w="12240" w:h="15840"/>
       <w:pgMar w:top="1440" w:right="1440" w:bottom="1440" w:left="1440" w:header="706" w:footer="706" w:gutter="0"/>
       <w:cols w:space="720"/>
@@ -688,36 +762,87 @@
 </w:document>
 </file>
 
-<file path=word/endnotes.xml><?xml version="1.0" encoding="utf-8"?>
-<w:endnotes xmlns:wpc="http://schemas.microsoft.com/office/word/2010/wordprocessingCanvas" xmlns:cx="http://schemas.microsoft.com/office/drawing/2014/chartex" xmlns:cx1="http://schemas.microsoft.com/office/drawing/2015/9/8/chartex" xmlns:cx2="http://schemas.microsoft.com/office/drawing/2015/10/21/chartex" xmlns:cx3="http://schemas.microsoft.com/office/drawing/2016/5/9/chartex" xmlns:cx4="http://schemas.microsoft.com/office/drawing/2016/5/10/chartex" xmlns:cx5="http://schemas.microsoft.com/office/drawing/2016/5/11/chartex" xmlns:cx6="http://schemas.microsoft.com/office/drawing/2016/5/12/chartex" xmlns:cx7="http://schemas.microsoft.com/office/drawing/2016/5/13/chartex" xmlns:cx8="http://schemas.microsoft.com/office/drawing/2016/5/14/chartex" xmlns:mc="http://schemas.openxmlformats.org/markup-compatibility/2006" xmlns:aink="http://schemas.microsoft.com/office/drawing/2016/ink" xmlns:am3d="http://schemas.microsoft.com/office/drawing/2017/model3d" xmlns:o="urn:schemas-microsoft-com:office:office" xmlns:oel="http://schemas.microsoft.com/office/2019/extlst" xmlns:r="http://schemas.openxmlformats.org/officeDocument/2006/relationships" xmlns:m="http://schemas.openxmlformats.org/officeDocument/2006/math" xmlns:v="urn:schemas-microsoft-com:vml" xmlns:wp14="http://schemas.microsoft.com/office/word/2010/wordprocessingDrawing" xmlns:wp="http://schemas.openxmlformats.org/drawingml/2006/wordprocessingDrawing" xmlns:w10="urn:schemas-microsoft-com:office:word" xmlns:w="http://schemas.openxmlformats.org/wordprocessingml/2006/main" xmlns:w14="http://schemas.microsoft.com/office/word/2010/wordml" xmlns:w15="http://schemas.microsoft.com/office/word/2012/wordml" xmlns:w16cei="http://schemas.microsoft.com/office/word/2026/wordml/cei" xmlns:w16cex="http://schemas.microsoft.com/office/word/2018/wordml/cex" xmlns:w16cid="http://schemas.microsoft.com/office/word/2016/wordml/cid" xmlns:w16="http://schemas.microsoft.com/office/word/2018/wordml" xmlns:w16du="http://schemas.microsoft.com/office/word/2023/wordml/word16du" xmlns:w16sdtdh="http://schemas.microsoft.com/office/word/2020/wordml/sdtdatahash" xmlns:w16sdtfl="http://schemas.microsoft.com/office/word/2024/wordml/sdtformatlock" xmlns:w16se="http://schemas.microsoft.com/office/word/2015/wordml/symex" xmlns:wpg="http://schemas.microsoft.com/office/word/2010/wordprocessingGroup" xmlns:wpi="http://schemas.microsoft.com/office/word/2010/wordprocessingInk" xmlns:wne="http://schemas.microsoft.com/office/word/2006/wordml" xmlns:wps="http://schemas.microsoft.com/office/word/2010/wordprocessingShape" mc:Ignorable="w14 w15 w16se w16cid w16 w16cex w16sdtdh w16sdtfl w16du wp14">
-  <w:endnote w:type="separator" w:id="-1">
-    <w:p>
-      <w:r>
-        <w:separator/>
-      </w:r>
-    </w:p>
-  </w:endnote>
-  <w:endnote w:type="continuationSeparator" w:id="0">
-    <w:p>
-      <w:r>
-        <w:continuationSeparator/>
-      </w:r>
-    </w:p>
-  </w:endnote>
-</w:endnotes>
+<file path=word/comments.xml><?xml version="1.0" encoding="utf-8"?>
+<w:comments xmlns:wpc="http://schemas.microsoft.com/office/word/2010/wordprocessingCanvas" xmlns:cx="http://schemas.microsoft.com/office/drawing/2014/chartex" xmlns:cx1="http://schemas.microsoft.com/office/drawing/2015/9/8/chartex" xmlns:cx2="http://schemas.microsoft.com/office/drawing/2015/10/21/chartex" xmlns:cx3="http://schemas.microsoft.com/office/drawing/2016/5/9/chartex" xmlns:cx4="http://schemas.microsoft.com/office/drawing/2016/5/10/chartex" xmlns:cx5="http://schemas.microsoft.com/office/drawing/2016/5/11/chartex" xmlns:cx6="http://schemas.microsoft.com/office/drawing/2016/5/12/chartex" xmlns:cx7="http://schemas.microsoft.com/office/drawing/2016/5/13/chartex" xmlns:cx8="http://schemas.microsoft.com/office/drawing/2016/5/14/chartex" xmlns:mc="http://schemas.openxmlformats.org/markup-compatibility/2006" xmlns:aink="http://schemas.microsoft.com/office/drawing/2016/ink" xmlns:am3d="http://schemas.microsoft.com/office/drawing/2017/model3d" xmlns:o="urn:schemas-microsoft-com:office:office" xmlns:oel="http://schemas.microsoft.com/office/2019/extlst" xmlns:r="http://schemas.openxmlformats.org/officeDocument/2006/relationships" xmlns:m="http://schemas.openxmlformats.org/officeDocument/2006/math" xmlns:v="urn:schemas-microsoft-com:vml" xmlns:wp14="http://schemas.microsoft.com/office/word/2010/wordprocessingDrawing" xmlns:wp="http://schemas.openxmlformats.org/drawingml/2006/wordprocessingDrawing" xmlns:w10="urn:schemas-microsoft-com:office:word" xmlns:w="http://schemas.openxmlformats.org/wordprocessingml/2006/main" xmlns:w14="http://schemas.microsoft.com/office/word/2010/wordml" xmlns:w15="http://schemas.microsoft.com/office/word/2012/wordml" xmlns:w16cei="http://schemas.microsoft.com/office/word/2026/wordml/cei" xmlns:w16cex="http://schemas.microsoft.com/office/word/2018/wordml/cex" xmlns:w16cid="http://schemas.microsoft.com/office/word/2016/wordml/cid" xmlns:w16="http://schemas.microsoft.com/office/word/2018/wordml" xmlns:w16du="http://schemas.microsoft.com/office/word/2023/wordml/word16du" xmlns:w16sdtdh="http://schemas.microsoft.com/office/word/2020/wordml/sdtdatahash" xmlns:w16sdtfl="http://schemas.microsoft.com/office/word/2024/wordml/sdtformatlock" xmlns:w16se="http://schemas.microsoft.com/office/word/2015/wordml/symex" xmlns:wpg="http://schemas.microsoft.com/office/word/2010/wordprocessingGroup" xmlns:wpi="http://schemas.microsoft.com/office/word/2010/wordprocessingInk" xmlns:wne="http://schemas.microsoft.com/office/word/2006/wordml" xmlns:wps="http://schemas.microsoft.com/office/word/2010/wordprocessingShape" mc:Ignorable="w14 w15 w16se w16cid w16 w16cex w16sdtdh w16sdtfl w16du wp14">
+  <w:comment w:id="2" w:author="Anna Seaman" w:date="2026-08-14T09:13:00Z" w:initials="AS">
+    <w:p>
+      <w:pPr>
+        <w:pStyle w:val="CommentText"/>
+      </w:pPr>
+      <w:r>
+        <w:rPr>
+          <w:rStyle w:val="CommentReference"/>
+        </w:rPr>
+        <w:annotationRef/>
+      </w:r>
+      <w:r>
+        <w:rPr>
+          <w:rFonts w:ascii="Aptos" w:hAnsi="Aptos" w:eastAsia="Aptos" w:cs="Aptos"/>
+        </w:rPr>
+        <w:t>Claire: Check that this credit line appears in your build.</w:t>
+      </w:r>
+    </w:p>
+  </w:comment>
+  <w:comment w:id="3" w:author="Anna Seaman" w:date="2026-08-14T09:16:00Z" w:initials="AS">
+    <w:p>
+      <w:pPr>
+        <w:pStyle w:val="CommentText"/>
+      </w:pPr>
+      <w:r>
+        <w:rPr>
+          <w:rStyle w:val="CommentReference"/>
+        </w:rPr>
+        <w:annotationRef/>
+      </w:r>
+      <w:r>
+        <w:rPr>
+          <w:rFonts w:ascii="Aptos" w:hAnsi="Aptos" w:eastAsia="Aptos" w:cs="Aptos"/>
+        </w:rPr>
+        <w:t>Claire: Make sure the list looks formatted like this in your build.</w:t>
+      </w:r>
+    </w:p>
+  </w:comment>
+</w:comments>
+</file>
+
+<file path=word/commentsExtended.xml><?xml version="1.0" encoding="utf-8"?>
+<w15:commentsEx xmlns:wpc="http://schemas.microsoft.com/office/word/2010/wordprocessingCanvas" xmlns:cx="http://schemas.microsoft.com/office/drawing/2014/chartex" xmlns:cx1="http://schemas.microsoft.com/office/drawing/2015/9/8/chartex" xmlns:cx2="http://schemas.microsoft.com/office/drawing/2015/10/21/chartex" xmlns:cx3="http://schemas.microsoft.com/office/drawing/2016/5/9/chartex" xmlns:cx4="http://schemas.microsoft.com/office/drawing/2016/5/10/chartex" xmlns:cx5="http://schemas.microsoft.com/office/drawing/2016/5/11/chartex" xmlns:cx6="http://schemas.microsoft.com/office/drawing/2016/5/12/chartex" xmlns:cx7="http://schemas.microsoft.com/office/drawing/2016/5/13/chartex" xmlns:cx8="http://schemas.microsoft.com/office/drawing/2016/5/14/chartex" xmlns:mc="http://schemas.openxmlformats.org/markup-compatibility/2006" xmlns:aink="http://schemas.microsoft.com/office/drawing/2016/ink" xmlns:am3d="http://schemas.microsoft.com/office/drawing/2017/model3d" xmlns:o="urn:schemas-microsoft-com:office:office" xmlns:oel="http://schemas.microsoft.com/office/2019/extlst" xmlns:r="http://schemas.openxmlformats.org/officeDocument/2006/relationships" xmlns:m="http://schemas.openxmlformats.org/officeDocument/2006/math" xmlns:v="urn:schemas-microsoft-com:vml" xmlns:wp14="http://schemas.microsoft.com/office/word/2010/wordprocessingDrawing" xmlns:wp="http://schemas.openxmlformats.org/drawingml/2006/wordprocessingDrawing" xmlns:w10="urn:schemas-microsoft-com:office:word" xmlns:w="http://schemas.openxmlformats.org/wordprocessingml/2006/main" xmlns:w14="http://schemas.microsoft.com/office/word/2010/wordml" xmlns:w15="http://schemas.microsoft.com/office/word/2012/wordml" xmlns:w16cei="http://schemas.microsoft.com/office/word/2026/wordml/cei" xmlns:w16cex="http://schemas.microsoft.com/office/word/2018/wordml/cex" xmlns:w16cid="http://schemas.microsoft.com/office/word/2016/wordml/cid" xmlns:w16="http://schemas.microsoft.com/office/word/2018/wordml" xmlns:w16du="http://schemas.microsoft.com/office/word/2023/wordml/word16du" xmlns:w16sdtdh="http://schemas.microsoft.com/office/word/2020/wordml/sdtdatahash" xmlns:w16sdtfl="http://schemas.microsoft.com/office/word/2024/wordml/sdtformatlock" xmlns:w16se="http://schemas.microsoft.com/office/word/2015/wordml/symex" xmlns:wpg="http://schemas.microsoft.com/office/word/2010/wordprocessingGroup" xmlns:wpi="http://schemas.microsoft.com/office/word/2010/wordprocessingInk" xmlns:wne="http://schemas.microsoft.com/office/word/2006/wordml" xmlns:wps="http://schemas.microsoft.com/office/word/2010/wordprocessingShape" mc:Ignorable="w14 w15 w16se w16cid w16 w16cex w16sdtdh w16sdtfl w16du wp14">
+  <w15:commentEx w15:paraId="2AA0C1DE" w15:done="0"/>
+  <w15:commentEx w15:paraId="17B43F97" w15:done="0"/>
+</w15:commentsEx>
+</file>
+
+<file path=word/commentsExtensible.xml><?xml version="1.0" encoding="utf-8"?>
+<w16cex:commentsExtensible xmlns:wpc="http://schemas.microsoft.com/office/word/2010/wordprocessingCanvas" xmlns:cx="http://schemas.microsoft.com/office/drawing/2014/chartex" xmlns:cx1="http://schemas.microsoft.com/office/drawing/2015/9/8/chartex" xmlns:cx2="http://schemas.microsoft.com/office/drawing/2015/10/21/chartex" xmlns:cx3="http://schemas.microsoft.com/office/drawing/2016/5/9/chartex" xmlns:cx4="http://schemas.microsoft.com/office/drawing/2016/5/10/chartex" xmlns:cx5="http://schemas.microsoft.com/office/drawing/2016/5/11/chartex" xmlns:cx6="http://schemas.microsoft.com/office/drawing/2016/5/12/chartex" xmlns:cx7="http://schemas.microsoft.com/office/drawing/2016/5/13/chartex" xmlns:cx8="http://schemas.microsoft.com/office/drawing/2016/5/14/chartex" xmlns:cr="http://schemas.microsoft.com/office/comments/2020/reactions" xmlns:mc="http://schemas.openxmlformats.org/markup-compatibility/2006" xmlns:aink="http://schemas.microsoft.com/office/drawing/2016/ink" xmlns:am3d="http://schemas.microsoft.com/office/drawing/2017/model3d" xmlns:o="urn:schemas-microsoft-com:office:office" xmlns:oel="http://schemas.microsoft.com/office/2019/extlst" xmlns:r="http://schemas.openxmlformats.org/officeDocument/2006/relationships" xmlns:m="http://schemas.openxmlformats.org/officeDocument/2006/math" xmlns:v="urn:schemas-microsoft-com:vml" xmlns:wp14="http://schemas.microsoft.com/office/word/2010/wordprocessingDrawing" xmlns:wp="http://schemas.openxmlformats.org/drawingml/2006/wordprocessingDrawing" xmlns:w10="urn:schemas-microsoft-com:office:word" xmlns:w="http://schemas.openxmlformats.org/wordprocessingml/2006/main" xmlns:w14="http://schemas.microsoft.com/office/word/2010/wordml" xmlns:w15="http://schemas.microsoft.com/office/word/2012/wordml" xmlns:w16cei="http://schemas.microsoft.com/office/word/2026/wordml/cei" xmlns:w16cex="http://schemas.microsoft.com/office/word/2018/wordml/cex" xmlns:w16cid="http://schemas.microsoft.com/office/word/2016/wordml/cid" xmlns:w16="http://schemas.microsoft.com/office/word/2018/wordml" xmlns:w16du="http://schemas.microsoft.com/office/word/2023/wordml/word16du" xmlns:w16sdtdh="http://schemas.microsoft.com/office/word/2020/wordml/sdtdatahash" xmlns:w16sdtfl="http://schemas.microsoft.com/office/word/2024/wordml/sdtformatlock" xmlns:w16se="http://schemas.microsoft.com/office/word/2015/wordml/symex" xmlns:wpg="http://schemas.microsoft.com/office/word/2010/wordprocessingGroup" xmlns:wpi="http://schemas.microsoft.com/office/word/2010/wordprocessingInk" xmlns:wne="http://schemas.microsoft.com/office/word/2006/wordml" xmlns:wps="http://schemas.microsoft.com/office/word/2010/wordprocessingShape" mc:Ignorable="w14 w15 w16se w16cid w16 w16cex w16sdtdh w16sdtfl cr w16du wp14">
+  <w16cex:commentExtensible w16cex:durableId="675AEED8" w16cex:dateUtc="2026-08-14T14:13:00Z"/>
+  <w16cex:commentExtensible w16cex:durableId="29B0A1F3" w16cex:dateUtc="2026-08-14T14:16:00Z"/>
+</w16cex:commentsExtensible>
+</file>
+
+<file path=word/commentsIds.xml><?xml version="1.0" encoding="utf-8"?>
+<w16cid:commentsIds xmlns:wpc="http://schemas.microsoft.com/office/word/2010/wordprocessingCanvas" xmlns:cx="http://schemas.microsoft.com/office/drawing/2014/chartex" xmlns:cx1="http://schemas.microsoft.com/office/drawing/2015/9/8/chartex" xmlns:cx2="http://schemas.microsoft.com/office/drawing/2015/10/21/chartex" xmlns:cx3="http://schemas.microsoft.com/office/drawing/2016/5/9/chartex" xmlns:cx4="http://schemas.microsoft.com/office/drawing/2016/5/10/chartex" xmlns:cx5="http://schemas.microsoft.com/office/drawing/2016/5/11/chartex" xmlns:cx6="http://schemas.microsoft.com/office/drawing/2016/5/12/chartex" xmlns:cx7="http://schemas.microsoft.com/office/drawing/2016/5/13/chartex" xmlns:cx8="http://schemas.microsoft.com/office/drawing/2016/5/14/chartex" xmlns:mc="http://schemas.openxmlformats.org/markup-compatibility/2006" xmlns:aink="http://schemas.microsoft.com/office/drawing/2016/ink" xmlns:am3d="http://schemas.microsoft.com/office/drawing/2017/model3d" xmlns:o="urn:schemas-microsoft-com:office:office" xmlns:oel="http://schemas.microsoft.com/office/2019/extlst" xmlns:r="http://schemas.openxmlformats.org/officeDocument/2006/relationships" xmlns:m="http://schemas.openxmlformats.org/officeDocument/2006/math" xmlns:v="urn:schemas-microsoft-com:vml" xmlns:wp14="http://schemas.microsoft.com/office/word/2010/wordprocessingDrawing" xmlns:wp="http://schemas.openxmlformats.org/drawingml/2006/wordprocessingDrawing" xmlns:w10="urn:schemas-microsoft-com:office:word" xmlns:w="http://schemas.openxmlformats.org/wordprocessingml/2006/main" xmlns:w14="http://schemas.microsoft.com/office/word/2010/wordml" xmlns:w15="http://schemas.microsoft.com/office/word/2012/wordml" xmlns:w16cei="http://schemas.microsoft.com/office/word/2026/wordml/cei" xmlns:w16cex="http://schemas.microsoft.com/office/word/2018/wordml/cex" xmlns:w16cid="http://schemas.microsoft.com/office/word/2016/wordml/cid" xmlns:w16="http://schemas.microsoft.com/office/word/2018/wordml" xmlns:w16du="http://schemas.microsoft.com/office/word/2023/wordml/word16du" xmlns:w16sdtdh="http://schemas.microsoft.com/office/word/2020/wordml/sdtdatahash" xmlns:w16sdtfl="http://schemas.microsoft.com/office/word/2024/wordml/sdtformatlock" xmlns:w16se="http://schemas.microsoft.com/office/word/2015/wordml/symex" xmlns:wpg="http://schemas.microsoft.com/office/word/2010/wordprocessingGroup" xmlns:wpi="http://schemas.microsoft.com/office/word/2010/wordprocessingInk" xmlns:wne="http://schemas.microsoft.com/office/word/2006/wordml" xmlns:wps="http://schemas.microsoft.com/office/word/2010/wordprocessingShape" mc:Ignorable="w14 w15 w16se w16cid w16 w16cex w16sdtdh w16sdtfl w16du wp14">
+  <w16cid:commentId w16cid:paraId="2AA0C1DE" w16cid:durableId="675AEED8"/>
+  <w16cid:commentId w16cid:paraId="17B43F97" w16cid:durableId="29B0A1F3"/>
+</w16cid:commentsIds>
 </file>
 
 <file path=word/footer1.xml><?xml version="1.0" encoding="utf-8"?>
-<w:ftr xmlns:wpc="http://schemas.microsoft.com/office/word/2010/wordprocessingCanvas" xmlns:cx="http://schemas.microsoft.com/office/drawing/2014/chartex" xmlns:cx1="http://schemas.microsoft.com/office/drawing/2015/9/8/chartex" xmlns:cx2="http://schemas.microsoft.com/office/drawing/2015/10/21/chartex" xmlns:cx3="http://schemas.microsoft.com/office/drawing/2016/5/9/chartex" xmlns:cx4="http://schemas.microsoft.com/office/drawing/2016/5/10/chartex" xmlns:cx5="http://schemas.microsoft.com/office/drawing/2016/5/11/chartex" xmlns:cx6="http://schemas.microsoft.com/office/drawing/2016/5/12/chartex" xmlns:cx7="http://schemas.microsoft.com/office/drawing/2016/5/13/chartex" xmlns:cx8="http://schemas.microsoft.com/office/drawing/2016/5/14/chartex" xmlns:mc="http://schemas.openxmlformats.org/markup-compatibility/2006" xmlns:aink="http://schemas.microsoft.com/office/drawing/2016/ink" xmlns:am3d="http://schemas.microsoft.com/office/drawing/2017/model3d" xmlns:o="urn:schemas-microsoft-com:office:office" xmlns:oel="http://schemas.microsoft.com/office/2019/extlst" xmlns:r="http://schemas.openxmlformats.org/officeDocument/2006/relationships" xmlns:m="http://schemas.openxmlformats.org/officeDocument/2006/math" xmlns:v="urn:schemas-microsoft-com:vml" xmlns:wp14="http://schemas.microsoft.com/office/word/2010/wordprocessingDrawing" xmlns:wp="http://schemas.openxmlformats.org/drawingml/2006/wordprocessingDrawing" xmlns:w10="urn:schemas-microsoft-com:office:word" xmlns:w="http://schemas.openxmlformats.org/wordprocessingml/2006/main" xmlns:w14="http://schemas.microsoft.com/office/word/2010/wordml" xmlns:w15="http://schemas.microsoft.com/office/word/2012/wordml" xmlns:w16cei="http://schemas.microsoft.com/office/word/2026/wordml/cei" xmlns:w16cex="http://schemas.microsoft.com/office/word/2018/wordml/cex" xmlns:w16cid="http://schemas.microsoft.com/office/word/2016/wordml/cid" xmlns:w16="http://schemas.microsoft.com/office/word/2018/wordml" xmlns:w16du="http://schemas.microsoft.com/office/word/2023/wordml/word16du" xmlns:w16sdtdh="http://schemas.microsoft.com/office/word/2020/wordml/sdtdatahash" xmlns:w16sdtfl="http://schemas.microsoft.com/office/word/2024/wordml/sdtformatlock" xmlns:w16se="http://schemas.microsoft.com/office/word/2015/wordml/symex" xmlns:wpg="http://schemas.microsoft.com/office/word/2010/wordprocessingGroup" xmlns:wpi="http://schemas.microsoft.com/office/word/2010/wordprocessingInk" xmlns:wne="http://schemas.microsoft.com/office/word/2006/wordml" xmlns:wps="http://schemas.microsoft.com/office/word/2010/wordprocessingShape" mc:Ignorable="w14 w15 w16se w16cid w16 w16cex w16sdtdh w16sdtfl w16du wp14">
+<w:ftr xmlns:m="http://schemas.openxmlformats.org/officeDocument/2006/math" xmlns:mc="http://schemas.openxmlformats.org/markup-compatibility/2006" xmlns:mo="http://schemas.microsoft.com/office/mac/office/2008/main" xmlns:mv="urn:schemas-microsoft-com:mac:vml" xmlns:o="urn:schemas-microsoft-com:office:office" xmlns:r="http://schemas.openxmlformats.org/officeDocument/2006/relationships" xmlns:v="urn:schemas-microsoft-com:vml" xmlns:w10="urn:schemas-microsoft-com:office:word" xmlns:w14="http://schemas.microsoft.com/office/word/2010/wordml" xmlns:w="http://schemas.openxmlformats.org/wordprocessingml/2006/main" xmlns:wne="http://schemas.microsoft.com/office/word/2006/wordml" xmlns:wp14="http://schemas.microsoft.com/office/word/2010/wordprocessingDrawing" xmlns:wp="http://schemas.openxmlformats.org/drawingml/2006/wordprocessingDrawing" xmlns:wpc="http://schemas.microsoft.com/office/word/2010/wordprocessingCanvas" xmlns:wpg="http://schemas.microsoft.com/office/word/2010/wordprocessingGroup" xmlns:wpi="http://schemas.microsoft.com/office/word/2010/wordprocessingInk" xmlns:wps="http://schemas.microsoft.com/office/word/2010/wordprocessingShape" mc:Ignorable="w14 wp14">
   <w:p>
+    <w:pPr>
+      <w:spacing w:line="240" w:lineRule="auto" w:before="0" w:after="0"/>
+      <w:jc w:val="left"/>
+    </w:pPr>
     <w:r>
       <w:rPr>
+        <w:rFonts w:ascii="Aptos" w:hAnsi="Aptos" w:eastAsia="Aptos" w:cs="Aptos"/>
         <w:sz w:val="18"/>
       </w:rPr>
       <w:t xml:space="preserve">From J.M. Larson and H.L. Stedge, </w:t>
     </w:r>
     <w:r>
       <w:rPr>
+        <w:rFonts w:ascii="Aptos" w:hAnsi="Aptos" w:eastAsia="Aptos" w:cs="Aptos"/>
         <w:i/>
         <w:sz w:val="18"/>
       </w:rPr>
@@ -725,31 +850,13 @@
     </w:r>
     <w:r>
       <w:rPr>
+        <w:rFonts w:ascii="Aptos" w:hAnsi="Aptos" w:eastAsia="Aptos" w:cs="Aptos"/>
         <w:sz w:val="18"/>
       </w:rPr>
       <w:t xml:space="preserve"> (Human Kinetics, 2027).</w:t>
     </w:r>
   </w:p>
 </w:ftr>
-</file>
-
-<file path=word/footnotes.xml><?xml version="1.0" encoding="utf-8"?>
-<w:footnotes xmlns:wpc="http://schemas.microsoft.com/office/word/2010/wordprocessingCanvas" xmlns:cx="http://schemas.microsoft.com/office/drawing/2014/chartex" xmlns:cx1="http://schemas.microsoft.com/office/drawing/2015/9/8/chartex" xmlns:cx2="http://schemas.microsoft.com/office/drawing/2015/10/21/chartex" xmlns:cx3="http://schemas.microsoft.com/office/drawing/2016/5/9/chartex" xmlns:cx4="http://schemas.microsoft.com/office/drawing/2016/5/10/chartex" xmlns:cx5="http://schemas.microsoft.com/office/drawing/2016/5/11/chartex" xmlns:cx6="http://schemas.microsoft.com/office/drawing/2016/5/12/chartex" xmlns:cx7="http://schemas.microsoft.com/office/drawing/2016/5/13/chartex" xmlns:cx8="http://schemas.microsoft.com/office/drawing/2016/5/14/chartex" xmlns:mc="http://schemas.openxmlformats.org/markup-compatibility/2006" xmlns:aink="http://schemas.microsoft.com/office/drawing/2016/ink" xmlns:am3d="http://schemas.microsoft.com/office/drawing/2017/model3d" xmlns:o="urn:schemas-microsoft-com:office:office" xmlns:oel="http://schemas.microsoft.com/office/2019/extlst" xmlns:r="http://schemas.openxmlformats.org/officeDocument/2006/relationships" xmlns:m="http://schemas.openxmlformats.org/officeDocument/2006/math" xmlns:v="urn:schemas-microsoft-com:vml" xmlns:wp14="http://schemas.microsoft.com/office/word/2010/wordprocessingDrawing" xmlns:wp="http://schemas.openxmlformats.org/drawingml/2006/wordprocessingDrawing" xmlns:w10="urn:schemas-microsoft-com:office:word" xmlns:w="http://schemas.openxmlformats.org/wordprocessingml/2006/main" xmlns:w14="http://schemas.microsoft.com/office/word/2010/wordml" xmlns:w15="http://schemas.microsoft.com/office/word/2012/wordml" xmlns:w16cei="http://schemas.microsoft.com/office/word/2026/wordml/cei" xmlns:w16cex="http://schemas.microsoft.com/office/word/2018/wordml/cex" xmlns:w16cid="http://schemas.microsoft.com/office/word/2016/wordml/cid" xmlns:w16="http://schemas.microsoft.com/office/word/2018/wordml" xmlns:w16du="http://schemas.microsoft.com/office/word/2023/wordml/word16du" xmlns:w16sdtdh="http://schemas.microsoft.com/office/word/2020/wordml/sdtdatahash" xmlns:w16sdtfl="http://schemas.microsoft.com/office/word/2024/wordml/sdtformatlock" xmlns:w16se="http://schemas.microsoft.com/office/word/2015/wordml/symex" xmlns:wpg="http://schemas.microsoft.com/office/word/2010/wordprocessingGroup" xmlns:wpi="http://schemas.microsoft.com/office/word/2010/wordprocessingInk" xmlns:wne="http://schemas.microsoft.com/office/word/2006/wordml" xmlns:wps="http://schemas.microsoft.com/office/word/2010/wordprocessingShape" mc:Ignorable="w14 w15 w16se w16cid w16 w16cex w16sdtdh w16sdtfl w16du wp14">
-  <w:footnote w:type="separator" w:id="-1">
-    <w:p>
-      <w:r>
-        <w:separator/>
-      </w:r>
-    </w:p>
-  </w:footnote>
-  <w:footnote w:type="continuationSeparator" w:id="0">
-    <w:p>
-      <w:r>
-        <w:continuationSeparator/>
-      </w:r>
-    </w:p>
-  </w:footnote>
-</w:footnotes>
 </file>
 
 <file path=word/numbering.xml><?xml version="1.0" encoding="utf-8"?>
@@ -963,6 +1070,14 @@
     <w:abstractNumId w:val="0"/>
   </w:num>
 </w:numbering>
+</file>
+
+<file path=word/people.xml><?xml version="1.0" encoding="utf-8"?>
+<w15:people xmlns:wpc="http://schemas.microsoft.com/office/word/2010/wordprocessingCanvas" xmlns:cx="http://schemas.microsoft.com/office/drawing/2014/chartex" xmlns:cx1="http://schemas.microsoft.com/office/drawing/2015/9/8/chartex" xmlns:cx2="http://schemas.microsoft.com/office/drawing/2015/10/21/chartex" xmlns:cx3="http://schemas.microsoft.com/office/drawing/2016/5/9/chartex" xmlns:cx4="http://schemas.microsoft.com/office/drawing/2016/5/10/chartex" xmlns:cx5="http://schemas.microsoft.com/office/drawing/2016/5/11/chartex" xmlns:cx6="http://schemas.microsoft.com/office/drawing/2016/5/12/chartex" xmlns:cx7="http://schemas.microsoft.com/office/drawing/2016/5/13/chartex" xmlns:cx8="http://schemas.microsoft.com/office/drawing/2016/5/14/chartex" xmlns:mc="http://schemas.openxmlformats.org/markup-compatibility/2006" xmlns:aink="http://schemas.microsoft.com/office/drawing/2016/ink" xmlns:am3d="http://schemas.microsoft.com/office/drawing/2017/model3d" xmlns:o="urn:schemas-microsoft-com:office:office" xmlns:oel="http://schemas.microsoft.com/office/2019/extlst" xmlns:r="http://schemas.openxmlformats.org/officeDocument/2006/relationships" xmlns:m="http://schemas.openxmlformats.org/officeDocument/2006/math" xmlns:v="urn:schemas-microsoft-com:vml" xmlns:wp14="http://schemas.microsoft.com/office/word/2010/wordprocessingDrawing" xmlns:wp="http://schemas.openxmlformats.org/drawingml/2006/wordprocessingDrawing" xmlns:w10="urn:schemas-microsoft-com:office:word" xmlns:w="http://schemas.openxmlformats.org/wordprocessingml/2006/main" xmlns:w14="http://schemas.microsoft.com/office/word/2010/wordml" xmlns:w15="http://schemas.microsoft.com/office/word/2012/wordml" xmlns:w16cei="http://schemas.microsoft.com/office/word/2026/wordml/cei" xmlns:w16cex="http://schemas.microsoft.com/office/word/2018/wordml/cex" xmlns:w16cid="http://schemas.microsoft.com/office/word/2016/wordml/cid" xmlns:w16="http://schemas.microsoft.com/office/word/2018/wordml" xmlns:w16du="http://schemas.microsoft.com/office/word/2023/wordml/word16du" xmlns:w16sdtdh="http://schemas.microsoft.com/office/word/2020/wordml/sdtdatahash" xmlns:w16sdtfl="http://schemas.microsoft.com/office/word/2024/wordml/sdtformatlock" xmlns:w16se="http://schemas.microsoft.com/office/word/2015/wordml/symex" xmlns:wpg="http://schemas.microsoft.com/office/word/2010/wordprocessingGroup" xmlns:wpi="http://schemas.microsoft.com/office/word/2010/wordprocessingInk" xmlns:wne="http://schemas.microsoft.com/office/word/2006/wordml" xmlns:wps="http://schemas.microsoft.com/office/word/2010/wordprocessingShape" mc:Ignorable="w14 w15 w16se w16cid w16 w16cex w16sdtdh w16sdtfl w16du wp14">
+  <w15:person w15:author="Anna Seaman">
+    <w15:presenceInfo w15:providerId="AD" w15:userId="S::AnnaS@hkusa.com::713ab380-bdda-4997-81d0-fa539102c996"/>
+  </w15:person>
+</w15:people>
 </file>
 
 <file path=word/styles.xml><?xml version="1.0" encoding="utf-8"?>
@@ -1362,7 +1477,7 @@
     <w:name w:val="Normal"/>
     <w:qFormat/>
     <w:rPr>
-      <w:rFonts w:ascii="Aptos" w:eastAsia="Aptos" w:hAnsi="Aptos" w:cs="Aptos"/>
+      <w:rFonts w:ascii="Aptos" w:hAnsi="Aptos" w:eastAsia="Aptos" w:cs="Aptos"/>
     </w:rPr>
   </w:style>
   <w:style w:type="paragraph" w:styleId="Heading1">
